--- a/fichas/ficha_2026_T2.docx
+++ b/fichas/ficha_2026_T2.docx
@@ -14,20 +14,6 @@
           <w:sz w:val="26"/>
         </w:rPr>
         <w:t>Tasa de Desocupación — Jalisco. 2° Trimestre 2026</w:t>
-      </w:r>
-    </w:p>
-    <w:p>
-      <w:pPr>
-        <w:spacing w:before="0" w:after="20"/>
-      </w:pPr>
-      <w:r>
-        <w:rPr>
-          <w:rFonts w:ascii="Calibri" w:hAnsi="Calibri"/>
-          <w:b w:val="0"/>
-          <w:i/>
-          <w:sz w:val="18"/>
-        </w:rPr>
-        <w:t>Cifras en porcentaje (%) de la Población Económicamente Activa (PEA).</w:t>
       </w:r>
     </w:p>
     <w:p>
@@ -75,160 +61,6 @@
           <w:sz w:val="18"/>
         </w:rPr>
         <w:t xml:space="preserve">  —  Último trimestre disponible vs mismo trimestre del año anterior</w:t>
-      </w:r>
-    </w:p>
-    <w:p>
-      <w:pPr>
-        <w:spacing w:before="60" w:after="60"/>
-      </w:pPr>
-      <w:r>
-        <w:rPr>
-          <w:rFonts w:ascii="Calibri" w:hAnsi="Calibri"/>
-          <w:b w:val="0"/>
-          <w:i w:val="0"/>
-          <w:sz w:val="20"/>
-        </w:rPr>
-        <w:t xml:space="preserve">La Tasa de Desocupación (TD) de Jalisco en el </w:t>
-      </w:r>
-      <w:r>
-        <w:rPr>
-          <w:rFonts w:ascii="Calibri" w:hAnsi="Calibri"/>
-          <w:b/>
-          <w:i w:val="0"/>
-          <w:sz w:val="20"/>
-        </w:rPr>
-        <w:t>2° Trimestre 2026</w:t>
-      </w:r>
-      <w:r>
-        <w:rPr>
-          <w:rFonts w:ascii="Calibri" w:hAnsi="Calibri"/>
-          <w:b w:val="0"/>
-          <w:i w:val="0"/>
-          <w:sz w:val="20"/>
-        </w:rPr>
-        <w:t xml:space="preserve"> fue de </w:t>
-      </w:r>
-      <w:r>
-        <w:rPr>
-          <w:rFonts w:ascii="Calibri" w:hAnsi="Calibri"/>
-          <w:b/>
-          <w:i w:val="0"/>
-          <w:sz w:val="20"/>
-        </w:rPr>
-        <w:t>2.43%</w:t>
-      </w:r>
-      <w:r>
-        <w:rPr>
-          <w:rFonts w:ascii="Calibri" w:hAnsi="Calibri"/>
-          <w:b w:val="0"/>
-          <w:i w:val="0"/>
-          <w:sz w:val="20"/>
-        </w:rPr>
-        <w:t xml:space="preserve">, lo que representa una </w:t>
-      </w:r>
-      <w:r>
-        <w:rPr>
-          <w:rFonts w:ascii="Calibri" w:hAnsi="Calibri"/>
-          <w:b/>
-          <w:i w:val="0"/>
-          <w:sz w:val="20"/>
-        </w:rPr>
-        <w:t>disminución de 0.28 puntos porcentuales</w:t>
-      </w:r>
-      <w:r>
-        <w:rPr>
-          <w:rFonts w:ascii="Calibri" w:hAnsi="Calibri"/>
-          <w:b w:val="0"/>
-          <w:i w:val="0"/>
-          <w:sz w:val="20"/>
-        </w:rPr>
-        <w:t xml:space="preserve"> respecto al mismo trimestre del año anterior, que registró </w:t>
-      </w:r>
-      <w:r>
-        <w:rPr>
-          <w:rFonts w:ascii="Calibri" w:hAnsi="Calibri"/>
-          <w:b/>
-          <w:i w:val="0"/>
-          <w:sz w:val="20"/>
-        </w:rPr>
-        <w:t>2.71%</w:t>
-      </w:r>
-      <w:r>
-        <w:rPr>
-          <w:rFonts w:ascii="Calibri" w:hAnsi="Calibri"/>
-          <w:b w:val="0"/>
-          <w:i w:val="0"/>
-          <w:sz w:val="20"/>
-        </w:rPr>
-        <w:t xml:space="preserve"> (T2 2025). Esto equivale a una reducción relativa del </w:t>
-      </w:r>
-      <w:r>
-        <w:rPr>
-          <w:rFonts w:ascii="Calibri" w:hAnsi="Calibri"/>
-          <w:b/>
-          <w:i w:val="0"/>
-          <w:sz w:val="20"/>
-        </w:rPr>
-        <w:t>10.3%</w:t>
-      </w:r>
-      <w:r>
-        <w:rPr>
-          <w:rFonts w:ascii="Calibri" w:hAnsi="Calibri"/>
-          <w:b w:val="0"/>
-          <w:i w:val="0"/>
-          <w:sz w:val="20"/>
-        </w:rPr>
-        <w:t xml:space="preserve"> anual.</w:t>
-      </w:r>
-    </w:p>
-    <w:p>
-      <w:pPr>
-        <w:spacing w:before="60" w:after="120"/>
-      </w:pPr>
-      <w:r>
-        <w:rPr>
-          <w:rFonts w:ascii="Calibri" w:hAnsi="Calibri"/>
-          <w:b w:val="0"/>
-          <w:i w:val="0"/>
-          <w:sz w:val="20"/>
-        </w:rPr>
-        <w:t xml:space="preserve">La TD nacional en el T2 2026 fue de </w:t>
-      </w:r>
-      <w:r>
-        <w:rPr>
-          <w:rFonts w:ascii="Calibri" w:hAnsi="Calibri"/>
-          <w:b/>
-          <w:i w:val="0"/>
-          <w:sz w:val="20"/>
-        </w:rPr>
-        <w:t>2.65%</w:t>
-      </w:r>
-      <w:r>
-        <w:rPr>
-          <w:rFonts w:ascii="Calibri" w:hAnsi="Calibri"/>
-          <w:b w:val="0"/>
-          <w:i w:val="0"/>
-          <w:sz w:val="20"/>
-        </w:rPr>
-        <w:t xml:space="preserve">. Jalisco se ubica </w:t>
-      </w:r>
-      <w:r>
-        <w:rPr>
-          <w:rFonts w:ascii="Calibri" w:hAnsi="Calibri"/>
-          <w:b/>
-          <w:i w:val="0"/>
-          <w:sz w:val="20"/>
-        </w:rPr>
-        <w:t>0.22 pp por debajo</w:t>
-      </w:r>
-      <w:r>
-        <w:rPr>
-          <w:rFonts w:ascii="Calibri" w:hAnsi="Calibri"/>
-          <w:b w:val="0"/>
-          <w:i w:val="0"/>
-          <w:sz w:val="20"/>
-        </w:rPr>
-        <w:t xml:space="preserve"> del promedio nacional.</w:t>
       </w:r>
     </w:p>
     <w:p>
@@ -641,56 +473,6 @@
           <w:sz w:val="18"/>
         </w:rPr>
         <w:t xml:space="preserve">  —  TD de Jalisco vs entidades federativas — T2 2026</w:t>
-      </w:r>
-    </w:p>
-    <w:p>
-      <w:pPr>
-        <w:spacing w:before="60" w:after="100"/>
-      </w:pPr>
-      <w:r>
-        <w:rPr>
-          <w:rFonts w:ascii="Calibri" w:hAnsi="Calibri"/>
-          <w:b w:val="0"/>
-          <w:i w:val="0"/>
-          <w:sz w:val="20"/>
-        </w:rPr>
-        <w:t xml:space="preserve">Con </w:t>
-      </w:r>
-      <w:r>
-        <w:rPr>
-          <w:rFonts w:ascii="Calibri" w:hAnsi="Calibri"/>
-          <w:b/>
-          <w:i w:val="0"/>
-          <w:sz w:val="20"/>
-        </w:rPr>
-        <w:t>2.43%</w:t>
-      </w:r>
-      <w:r>
-        <w:rPr>
-          <w:rFonts w:ascii="Calibri" w:hAnsi="Calibri"/>
-          <w:b w:val="0"/>
-          <w:i w:val="0"/>
-          <w:sz w:val="20"/>
-        </w:rPr>
-        <w:t xml:space="preserve">, Jalisco ocupa el </w:t>
-      </w:r>
-      <w:r>
-        <w:rPr>
-          <w:rFonts w:ascii="Calibri" w:hAnsi="Calibri"/>
-          <w:b/>
-          <w:i w:val="0"/>
-          <w:sz w:val="20"/>
-        </w:rPr>
-        <w:t>lugar 15 de 32</w:t>
-      </w:r>
-      <w:r>
-        <w:rPr>
-          <w:rFonts w:ascii="Calibri" w:hAnsi="Calibri"/>
-          <w:b w:val="0"/>
-          <w:i w:val="0"/>
-          <w:sz w:val="20"/>
-        </w:rPr>
-        <w:t xml:space="preserve"> entidades federativas ordenadas de menor a mayor tasa de desocupación; 14 entidades registraron tasas inferiores. Se ubica en la parte media de la tabla nacional.</w:t>
       </w:r>
     </w:p>
     <w:p>
@@ -1693,57 +1475,6 @@
           <w:sz w:val="20"/>
         </w:rPr>
         <w:t>Comparativo Regional — Occidente / Centro-Bajío (T2 2026)</w:t>
-      </w:r>
-    </w:p>
-    <w:p>
-      <w:pPr>
-        <w:keepNext/>
-        <w:spacing w:before="60" w:after="100"/>
-      </w:pPr>
-      <w:r>
-        <w:rPr>
-          <w:rFonts w:ascii="Calibri" w:hAnsi="Calibri"/>
-          <w:b w:val="0"/>
-          <w:i w:val="0"/>
-          <w:sz w:val="20"/>
-        </w:rPr>
-        <w:t xml:space="preserve">Jalisco ocupa el </w:t>
-      </w:r>
-      <w:r>
-        <w:rPr>
-          <w:rFonts w:ascii="Calibri" w:hAnsi="Calibri"/>
-          <w:b/>
-          <w:i w:val="0"/>
-          <w:sz w:val="20"/>
-        </w:rPr>
-        <w:t>4° lugar</w:t>
-      </w:r>
-      <w:r>
-        <w:rPr>
-          <w:rFonts w:ascii="Calibri" w:hAnsi="Calibri"/>
-          <w:b w:val="0"/>
-          <w:i w:val="0"/>
-          <w:sz w:val="20"/>
-        </w:rPr>
-        <w:t xml:space="preserve"> con menor TD entre las 8 entidades de la región Occidente / Centro-Bajío. La media regional es </w:t>
-      </w:r>
-      <w:r>
-        <w:rPr>
-          <w:rFonts w:ascii="Calibri" w:hAnsi="Calibri"/>
-          <w:b/>
-          <w:i w:val="0"/>
-          <w:sz w:val="20"/>
-        </w:rPr>
-        <w:t>2.45%</w:t>
-      </w:r>
-      <w:r>
-        <w:rPr>
-          <w:rFonts w:ascii="Calibri" w:hAnsi="Calibri"/>
-          <w:b w:val="0"/>
-          <w:i w:val="0"/>
-          <w:sz w:val="20"/>
-        </w:rPr>
-        <w:t>, prácticamente igual a la tasa jalisciense.</w:t>
       </w:r>
     </w:p>
     <w:tbl>
@@ -3216,80 +2947,6 @@
     </w:p>
     <w:p>
       <w:pPr>
-        <w:spacing w:before="60" w:after="40"/>
-      </w:pPr>
-      <w:r>
-        <w:rPr>
-          <w:rFonts w:ascii="Calibri" w:hAnsi="Calibri"/>
-          <w:b/>
-          <w:i w:val="0"/>
-          <w:sz w:val="20"/>
-        </w:rPr>
-        <w:t>Notas de interpretación:</w:t>
-      </w:r>
-    </w:p>
-    <w:p>
-      <w:pPr>
-        <w:spacing w:before="20" w:after="20"/>
-        <w:ind w:left="567"/>
-      </w:pPr>
-      <w:r>
-        <w:rPr>
-          <w:rFonts w:ascii="Calibri" w:hAnsi="Calibri"/>
-          <w:b w:val="0"/>
-          <w:i w:val="0"/>
-          <w:sz w:val="18"/>
-        </w:rPr>
-        <w:t>· La TD disminuyó 0.28 pp: menos personas buscan activamente empleo sin encontrarlo, en proporción a la PEA. Favorable.</w:t>
-      </w:r>
-    </w:p>
-    <w:p>
-      <w:pPr>
-        <w:spacing w:before="20" w:after="20"/>
-        <w:ind w:left="567"/>
-      </w:pPr>
-      <w:r>
-        <w:rPr>
-          <w:rFonts w:ascii="Calibri" w:hAnsi="Calibri"/>
-          <w:b w:val="0"/>
-          <w:i w:val="0"/>
-          <w:sz w:val="18"/>
-        </w:rPr>
-        <w:t>· La TPEA disminuyó 1.5 pp: una proporción menor de la población en edad de trabajar participó activamente en el mercado laboral en T2 2026 frente a T2 2025.</w:t>
-      </w:r>
-    </w:p>
-    <w:p>
-      <w:pPr>
-        <w:spacing w:before="20" w:after="20"/>
-        <w:ind w:left="567"/>
-      </w:pPr>
-      <w:r>
-        <w:rPr>
-          <w:rFonts w:ascii="Calibri" w:hAnsi="Calibri"/>
-          <w:b w:val="0"/>
-          <w:i w:val="0"/>
-          <w:sz w:val="18"/>
-        </w:rPr>
-        <w:t>· La TIL1 aumentó 1.2 pp: una proporción mayor de los ocupados trabaja en la informalidad. Se mantiene 8.6 pp por debajo del promedio nacional (55.1%); la tendencia merece seguimiento.</w:t>
-      </w:r>
-    </w:p>
-    <w:p>
-      <w:pPr>
-        <w:spacing w:before="20" w:after="20"/>
-        <w:ind w:left="567"/>
-      </w:pPr>
-      <w:r>
-        <w:rPr>
-          <w:rFonts w:ascii="Calibri" w:hAnsi="Calibri"/>
-          <w:b w:val="0"/>
-          <w:i w:val="0"/>
-          <w:sz w:val="18"/>
-        </w:rPr>
-        <w:t>· La subocupación subió 0.7 pp (1.8%). Jalisco tiene la 3ª tasa de subocupación más baja del país (nacional: 6.9%).</w:t>
-      </w:r>
-    </w:p>
-    <w:p>
-      <w:pPr>
         <w:keepNext/>
         <w:spacing w:before="80" w:after="80"/>
         <w:pBdr>
@@ -3310,111 +2967,6 @@
           <w:sz w:val="20"/>
         </w:rPr>
         <w:t>Indicadores por Sexo — Jalisco T2 2026</w:t>
-      </w:r>
-    </w:p>
-    <w:p>
-      <w:pPr>
-        <w:keepNext/>
-        <w:spacing w:before="60" w:after="100"/>
-      </w:pPr>
-      <w:r>
-        <w:rPr>
-          <w:rFonts w:ascii="Calibri" w:hAnsi="Calibri"/>
-          <w:b w:val="0"/>
-          <w:i w:val="0"/>
-          <w:sz w:val="20"/>
-        </w:rPr>
-        <w:t xml:space="preserve">En el T2 2026 la TD de las mujeres fue de </w:t>
-      </w:r>
-      <w:r>
-        <w:rPr>
-          <w:rFonts w:ascii="Calibri" w:hAnsi="Calibri"/>
-          <w:b/>
-          <w:i w:val="0"/>
-          <w:sz w:val="20"/>
-        </w:rPr>
-        <w:t>1.65%</w:t>
-      </w:r>
-      <w:r>
-        <w:rPr>
-          <w:rFonts w:ascii="Calibri" w:hAnsi="Calibri"/>
-          <w:b w:val="0"/>
-          <w:i w:val="0"/>
-          <w:sz w:val="20"/>
-        </w:rPr>
-        <w:t xml:space="preserve"> y la de los hombres de </w:t>
-      </w:r>
-      <w:r>
-        <w:rPr>
-          <w:rFonts w:ascii="Calibri" w:hAnsi="Calibri"/>
-          <w:b/>
-          <w:i w:val="0"/>
-          <w:sz w:val="20"/>
-        </w:rPr>
-        <w:t>2.93%</w:t>
-      </w:r>
-      <w:r>
-        <w:rPr>
-          <w:rFonts w:ascii="Calibri" w:hAnsi="Calibri"/>
-          <w:b w:val="0"/>
-          <w:i w:val="0"/>
-          <w:sz w:val="20"/>
-        </w:rPr>
-        <w:t xml:space="preserve">, una brecha de </w:t>
-      </w:r>
-      <w:r>
-        <w:rPr>
-          <w:rFonts w:ascii="Calibri" w:hAnsi="Calibri"/>
-          <w:b/>
-          <w:i w:val="0"/>
-          <w:sz w:val="20"/>
-        </w:rPr>
-        <w:t>−1.28 pp</w:t>
-      </w:r>
-      <w:r>
-        <w:rPr>
-          <w:rFonts w:ascii="Calibri" w:hAnsi="Calibri"/>
-          <w:b w:val="0"/>
-          <w:i w:val="0"/>
-          <w:sz w:val="20"/>
-        </w:rPr>
-        <w:t xml:space="preserve"> (mujeres menos hombres). La participación económica de las mujeres (</w:t>
-      </w:r>
-      <w:r>
-        <w:rPr>
-          <w:rFonts w:ascii="Calibri" w:hAnsi="Calibri"/>
-          <w:b/>
-          <w:i w:val="0"/>
-          <w:sz w:val="20"/>
-        </w:rPr>
-        <w:t>42.3%</w:t>
-      </w:r>
-      <w:r>
-        <w:rPr>
-          <w:rFonts w:ascii="Calibri" w:hAnsi="Calibri"/>
-          <w:b w:val="0"/>
-          <w:i w:val="0"/>
-          <w:sz w:val="20"/>
-        </w:rPr>
-        <w:t>) se ubica 29.8 pp por debajo de la de los hombres (</w:t>
-      </w:r>
-      <w:r>
-        <w:rPr>
-          <w:rFonts w:ascii="Calibri" w:hAnsi="Calibri"/>
-          <w:b/>
-          <w:i w:val="0"/>
-          <w:sz w:val="20"/>
-        </w:rPr>
-        <w:t>72.1%</w:t>
-      </w:r>
-      <w:r>
-        <w:rPr>
-          <w:rFonts w:ascii="Calibri" w:hAnsi="Calibri"/>
-          <w:b w:val="0"/>
-          <w:i w:val="0"/>
-          <w:sz w:val="20"/>
-        </w:rPr>
-        <w:t>).</w:t>
       </w:r>
     </w:p>
     <w:tbl>
@@ -4334,7 +3886,7 @@
     </w:p>
     <w:p>
       <w:pPr>
-        <w:spacing w:before="60" w:after="60"/>
+        <w:spacing w:before="0" w:after="60"/>
       </w:pPr>
       <w:r>
         <w:rPr>
@@ -4343,7 +3895,7 @@
           <w:i/>
           <w:sz w:val="18"/>
         </w:rPr>
-        <w:t>Las estimaciones por sexo a nivel estatal tienen mayor error de muestreo que el total; las variaciones pequeñas deben interpretarse con cautela.</w:t>
+        <w:t>Las estimaciones por sexo tienen mayor error de muestreo; cautela con variaciones pequeñas.</w:t>
       </w:r>
     </w:p>
     <w:p>
@@ -4357,7 +3909,2287 @@
     </w:p>
     <w:p>
       <w:pPr>
-        <w:spacing w:before="20" w:after="20"/>
+        <w:keepNext/>
+        <w:spacing w:before="160" w:after="40"/>
+      </w:pPr>
+      <w:r>
+        <w:rPr>
+          <w:rFonts w:ascii="Calibri" w:hAnsi="Calibri"/>
+          <w:b/>
+          <w:i w:val="0"/>
+          <w:sz w:val="20"/>
+        </w:rPr>
+        <w:t>Población Ocupada — Jalisco T2 2026</w:t>
+      </w:r>
+      <w:r>
+        <w:rPr>
+          <w:rFonts w:ascii="Calibri" w:hAnsi="Calibri"/>
+          <w:b w:val="0"/>
+          <w:i w:val="0"/>
+          <w:sz w:val="18"/>
+        </w:rPr>
+        <w:t xml:space="preserve">  —  Personas y variación (absoluta y %)</w:t>
+      </w:r>
+    </w:p>
+    <w:tbl>
+      <w:tblPr>
+        <w:tblStyle w:val="TableGrid"/>
+        <w:tblW w:type="auto" w:w="0"/>
+        <w:jc w:val="left"/>
+        <w:tblLayout w:type="fixed"/>
+        <w:tblLook w:firstColumn="1" w:firstRow="1" w:lastColumn="0" w:lastRow="0" w:noHBand="0" w:noVBand="1" w:val="04A0"/>
+      </w:tblPr>
+      <w:tblGrid>
+        <w:gridCol w:w="2608"/>
+        <w:gridCol w:w="1247"/>
+        <w:gridCol w:w="1550"/>
+        <w:gridCol w:w="1550"/>
+        <w:gridCol w:w="1550"/>
+      </w:tblGrid>
+      <w:tr>
+        <w:tc>
+          <w:tcPr>
+            <w:tcW w:type="dxa" w:w="2608"/>
+          </w:tcPr>
+          <w:p>
+            <w:pPr>
+              <w:keepNext/>
+              <w:spacing w:before="40" w:after="40"/>
+              <w:jc w:val="left"/>
+            </w:pPr>
+            <w:r>
+              <w:rPr>
+                <w:rFonts w:ascii="Calibri" w:hAnsi="Calibri"/>
+                <w:b/>
+                <w:i w:val="0"/>
+                <w:sz w:val="18"/>
+              </w:rPr>
+              <w:t>Concepto</w:t>
+            </w:r>
+          </w:p>
+        </w:tc>
+        <w:tc>
+          <w:tcPr>
+            <w:tcW w:type="dxa" w:w="1247"/>
+          </w:tcPr>
+          <w:p>
+            <w:pPr>
+              <w:keepNext/>
+              <w:spacing w:before="40" w:after="40"/>
+              <w:jc w:val="center"/>
+            </w:pPr>
+            <w:r>
+              <w:rPr>
+                <w:rFonts w:ascii="Calibri" w:hAnsi="Calibri"/>
+                <w:b/>
+                <w:i w:val="0"/>
+                <w:sz w:val="18"/>
+              </w:rPr>
+              <w:t>T2 2026</w:t>
+            </w:r>
+          </w:p>
+        </w:tc>
+        <w:tc>
+          <w:tcPr>
+            <w:tcW w:type="dxa" w:w="1550"/>
+          </w:tcPr>
+          <w:p>
+            <w:pPr>
+              <w:keepNext/>
+              <w:spacing w:before="40" w:after="40"/>
+              <w:jc w:val="center"/>
+            </w:pPr>
+            <w:r>
+              <w:rPr>
+                <w:rFonts w:ascii="Calibri" w:hAnsi="Calibri"/>
+                <w:b/>
+                <w:i w:val="0"/>
+                <w:sz w:val="18"/>
+              </w:rPr>
+              <w:t>vs T4 2025</w:t>
+            </w:r>
+          </w:p>
+        </w:tc>
+        <w:tc>
+          <w:tcPr>
+            <w:tcW w:type="dxa" w:w="1550"/>
+          </w:tcPr>
+          <w:p>
+            <w:pPr>
+              <w:keepNext/>
+              <w:spacing w:before="40" w:after="40"/>
+              <w:jc w:val="center"/>
+            </w:pPr>
+            <w:r>
+              <w:rPr>
+                <w:rFonts w:ascii="Calibri" w:hAnsi="Calibri"/>
+                <w:b/>
+                <w:i w:val="0"/>
+                <w:sz w:val="18"/>
+              </w:rPr>
+              <w:t>vs T2 2025</w:t>
+            </w:r>
+          </w:p>
+        </w:tc>
+        <w:tc>
+          <w:tcPr>
+            <w:tcW w:type="dxa" w:w="1550"/>
+          </w:tcPr>
+          <w:p>
+            <w:pPr>
+              <w:keepNext/>
+              <w:spacing w:before="40" w:after="40"/>
+              <w:jc w:val="center"/>
+            </w:pPr>
+            <w:r>
+              <w:rPr>
+                <w:rFonts w:ascii="Calibri" w:hAnsi="Calibri"/>
+                <w:b/>
+                <w:i w:val="0"/>
+                <w:sz w:val="18"/>
+              </w:rPr>
+              <w:t>vs T1 2026</w:t>
+            </w:r>
+          </w:p>
+        </w:tc>
+      </w:tr>
+      <w:tr>
+        <w:tc>
+          <w:tcPr>
+            <w:tcW w:type="dxa" w:w="2608"/>
+          </w:tcPr>
+          <w:p>
+            <w:pPr>
+              <w:keepNext/>
+              <w:spacing w:before="40" w:after="40"/>
+              <w:jc w:val="left"/>
+            </w:pPr>
+            <w:r>
+              <w:rPr>
+                <w:rFonts w:ascii="Calibri" w:hAnsi="Calibri"/>
+                <w:b/>
+                <w:i w:val="0"/>
+                <w:sz w:val="18"/>
+              </w:rPr>
+              <w:t>Población ocupada total</w:t>
+            </w:r>
+          </w:p>
+        </w:tc>
+        <w:tc>
+          <w:tcPr>
+            <w:tcW w:type="dxa" w:w="1247"/>
+          </w:tcPr>
+          <w:p>
+            <w:pPr>
+              <w:keepNext/>
+              <w:spacing w:before="40" w:after="40"/>
+              <w:jc w:val="center"/>
+            </w:pPr>
+            <w:r>
+              <w:rPr>
+                <w:rFonts w:ascii="Calibri" w:hAnsi="Calibri"/>
+                <w:b/>
+                <w:i w:val="0"/>
+                <w:sz w:val="18"/>
+              </w:rPr>
+              <w:t>3,822,914</w:t>
+            </w:r>
+          </w:p>
+        </w:tc>
+        <w:tc>
+          <w:tcPr>
+            <w:tcW w:type="dxa" w:w="1550"/>
+          </w:tcPr>
+          <w:p>
+            <w:pPr>
+              <w:keepNext/>
+              <w:spacing w:before="40" w:after="40"/>
+              <w:jc w:val="center"/>
+            </w:pPr>
+            <w:r>
+              <w:rPr>
+                <w:rFonts w:ascii="Calibri" w:hAnsi="Calibri"/>
+                <w:b/>
+                <w:i w:val="0"/>
+                <w:sz w:val="18"/>
+              </w:rPr>
+              <w:t>−87,477 (−2.2%)</w:t>
+            </w:r>
+          </w:p>
+        </w:tc>
+        <w:tc>
+          <w:tcPr>
+            <w:tcW w:type="dxa" w:w="1550"/>
+          </w:tcPr>
+          <w:p>
+            <w:pPr>
+              <w:keepNext/>
+              <w:spacing w:before="40" w:after="40"/>
+              <w:jc w:val="center"/>
+            </w:pPr>
+            <w:r>
+              <w:rPr>
+                <w:rFonts w:ascii="Calibri" w:hAnsi="Calibri"/>
+                <w:b/>
+                <w:i w:val="0"/>
+                <w:sz w:val="18"/>
+              </w:rPr>
+              <w:t>−52,020 (−1.3%)</w:t>
+            </w:r>
+          </w:p>
+        </w:tc>
+        <w:tc>
+          <w:tcPr>
+            <w:tcW w:type="dxa" w:w="1550"/>
+          </w:tcPr>
+          <w:p>
+            <w:pPr>
+              <w:keepNext/>
+              <w:spacing w:before="40" w:after="40"/>
+              <w:jc w:val="center"/>
+            </w:pPr>
+            <w:r>
+              <w:rPr>
+                <w:rFonts w:ascii="Calibri" w:hAnsi="Calibri"/>
+                <w:b/>
+                <w:i w:val="0"/>
+                <w:sz w:val="18"/>
+              </w:rPr>
+              <w:t>−25,122 (−0.7%)</w:t>
+            </w:r>
+          </w:p>
+        </w:tc>
+      </w:tr>
+      <w:tr>
+        <w:tc>
+          <w:tcPr>
+            <w:tcW w:type="dxa" w:w="2608"/>
+          </w:tcPr>
+          <w:p>
+            <w:pPr>
+              <w:keepNext/>
+              <w:spacing w:before="40" w:after="40"/>
+              <w:jc w:val="left"/>
+            </w:pPr>
+            <w:r>
+              <w:rPr>
+                <w:rFonts w:ascii="Calibri" w:hAnsi="Calibri"/>
+                <w:b/>
+                <w:i w:val="0"/>
+                <w:sz w:val="18"/>
+              </w:rPr>
+              <w:t>Formalidad</w:t>
+            </w:r>
+          </w:p>
+        </w:tc>
+        <w:tc>
+          <w:tcPr>
+            <w:tcW w:type="dxa" w:w="1247"/>
+          </w:tcPr>
+          <w:p>
+            <w:pPr>
+              <w:keepNext/>
+              <w:spacing w:before="40" w:after="40"/>
+              <w:jc w:val="center"/>
+            </w:pPr>
+            <w:r>
+              <w:rPr>
+                <w:rFonts w:ascii="Calibri" w:hAnsi="Calibri"/>
+                <w:b/>
+                <w:i w:val="0"/>
+                <w:sz w:val="18"/>
+              </w:rPr>
+            </w:r>
+          </w:p>
+        </w:tc>
+        <w:tc>
+          <w:tcPr>
+            <w:tcW w:type="dxa" w:w="1550"/>
+          </w:tcPr>
+          <w:p>
+            <w:pPr>
+              <w:keepNext/>
+              <w:spacing w:before="40" w:after="40"/>
+              <w:jc w:val="center"/>
+            </w:pPr>
+            <w:r>
+              <w:rPr>
+                <w:rFonts w:ascii="Calibri" w:hAnsi="Calibri"/>
+                <w:b/>
+                <w:i w:val="0"/>
+                <w:sz w:val="18"/>
+              </w:rPr>
+            </w:r>
+          </w:p>
+        </w:tc>
+        <w:tc>
+          <w:tcPr>
+            <w:tcW w:type="dxa" w:w="1550"/>
+          </w:tcPr>
+          <w:p>
+            <w:pPr>
+              <w:keepNext/>
+              <w:spacing w:before="40" w:after="40"/>
+              <w:jc w:val="center"/>
+            </w:pPr>
+            <w:r>
+              <w:rPr>
+                <w:rFonts w:ascii="Calibri" w:hAnsi="Calibri"/>
+                <w:b/>
+                <w:i w:val="0"/>
+                <w:sz w:val="18"/>
+              </w:rPr>
+            </w:r>
+          </w:p>
+        </w:tc>
+        <w:tc>
+          <w:tcPr>
+            <w:tcW w:type="dxa" w:w="1550"/>
+          </w:tcPr>
+          <w:p>
+            <w:pPr>
+              <w:keepNext/>
+              <w:spacing w:before="40" w:after="40"/>
+              <w:jc w:val="center"/>
+            </w:pPr>
+            <w:r>
+              <w:rPr>
+                <w:rFonts w:ascii="Calibri" w:hAnsi="Calibri"/>
+                <w:b/>
+                <w:i w:val="0"/>
+                <w:sz w:val="18"/>
+              </w:rPr>
+            </w:r>
+          </w:p>
+        </w:tc>
+      </w:tr>
+      <w:tr>
+        <w:tc>
+          <w:tcPr>
+            <w:tcW w:type="dxa" w:w="2608"/>
+          </w:tcPr>
+          <w:p>
+            <w:pPr>
+              <w:keepNext/>
+              <w:spacing w:before="40" w:after="40"/>
+              <w:jc w:val="left"/>
+            </w:pPr>
+            <w:r>
+              <w:rPr>
+                <w:rFonts w:ascii="Calibri" w:hAnsi="Calibri"/>
+                <w:b w:val="0"/>
+                <w:i w:val="0"/>
+                <w:sz w:val="18"/>
+              </w:rPr>
+              <w:t xml:space="preserve">  Formal</w:t>
+            </w:r>
+          </w:p>
+        </w:tc>
+        <w:tc>
+          <w:tcPr>
+            <w:tcW w:type="dxa" w:w="1247"/>
+          </w:tcPr>
+          <w:p>
+            <w:pPr>
+              <w:keepNext/>
+              <w:spacing w:before="40" w:after="40"/>
+              <w:jc w:val="center"/>
+            </w:pPr>
+            <w:r>
+              <w:rPr>
+                <w:rFonts w:ascii="Calibri" w:hAnsi="Calibri"/>
+                <w:b w:val="0"/>
+                <w:i w:val="0"/>
+                <w:sz w:val="18"/>
+              </w:rPr>
+              <w:t>2,043,778</w:t>
+            </w:r>
+          </w:p>
+        </w:tc>
+        <w:tc>
+          <w:tcPr>
+            <w:tcW w:type="dxa" w:w="1550"/>
+          </w:tcPr>
+          <w:p>
+            <w:pPr>
+              <w:keepNext/>
+              <w:spacing w:before="40" w:after="40"/>
+              <w:jc w:val="center"/>
+            </w:pPr>
+            <w:r>
+              <w:rPr>
+                <w:rFonts w:ascii="Calibri" w:hAnsi="Calibri"/>
+                <w:b w:val="0"/>
+                <w:i w:val="0"/>
+                <w:sz w:val="18"/>
+              </w:rPr>
+              <w:t>+47,830 (+2.4%)</w:t>
+            </w:r>
+          </w:p>
+        </w:tc>
+        <w:tc>
+          <w:tcPr>
+            <w:tcW w:type="dxa" w:w="1550"/>
+          </w:tcPr>
+          <w:p>
+            <w:pPr>
+              <w:keepNext/>
+              <w:spacing w:before="40" w:after="40"/>
+              <w:jc w:val="center"/>
+            </w:pPr>
+            <w:r>
+              <w:rPr>
+                <w:rFonts w:ascii="Calibri" w:hAnsi="Calibri"/>
+                <w:b w:val="0"/>
+                <w:i w:val="0"/>
+                <w:sz w:val="18"/>
+              </w:rPr>
+              <w:t>−76,177 (−3.6%)</w:t>
+            </w:r>
+          </w:p>
+        </w:tc>
+        <w:tc>
+          <w:tcPr>
+            <w:tcW w:type="dxa" w:w="1550"/>
+          </w:tcPr>
+          <w:p>
+            <w:pPr>
+              <w:keepNext/>
+              <w:spacing w:before="40" w:after="40"/>
+              <w:jc w:val="center"/>
+            </w:pPr>
+            <w:r>
+              <w:rPr>
+                <w:rFonts w:ascii="Calibri" w:hAnsi="Calibri"/>
+                <w:b w:val="0"/>
+                <w:i w:val="0"/>
+                <w:sz w:val="18"/>
+              </w:rPr>
+              <w:t>+66,356 (+3.4%)</w:t>
+            </w:r>
+          </w:p>
+        </w:tc>
+      </w:tr>
+      <w:tr>
+        <w:tc>
+          <w:tcPr>
+            <w:tcW w:type="dxa" w:w="2608"/>
+          </w:tcPr>
+          <w:p>
+            <w:pPr>
+              <w:keepNext/>
+              <w:spacing w:before="40" w:after="40"/>
+              <w:jc w:val="left"/>
+            </w:pPr>
+            <w:r>
+              <w:rPr>
+                <w:rFonts w:ascii="Calibri" w:hAnsi="Calibri"/>
+                <w:b w:val="0"/>
+                <w:i w:val="0"/>
+                <w:sz w:val="18"/>
+              </w:rPr>
+              <w:t xml:space="preserve">  Informal</w:t>
+            </w:r>
+          </w:p>
+        </w:tc>
+        <w:tc>
+          <w:tcPr>
+            <w:tcW w:type="dxa" w:w="1247"/>
+          </w:tcPr>
+          <w:p>
+            <w:pPr>
+              <w:keepNext/>
+              <w:spacing w:before="40" w:after="40"/>
+              <w:jc w:val="center"/>
+            </w:pPr>
+            <w:r>
+              <w:rPr>
+                <w:rFonts w:ascii="Calibri" w:hAnsi="Calibri"/>
+                <w:b w:val="0"/>
+                <w:i w:val="0"/>
+                <w:sz w:val="18"/>
+              </w:rPr>
+              <w:t>1,779,136</w:t>
+            </w:r>
+          </w:p>
+        </w:tc>
+        <w:tc>
+          <w:tcPr>
+            <w:tcW w:type="dxa" w:w="1550"/>
+          </w:tcPr>
+          <w:p>
+            <w:pPr>
+              <w:keepNext/>
+              <w:spacing w:before="40" w:after="40"/>
+              <w:jc w:val="center"/>
+            </w:pPr>
+            <w:r>
+              <w:rPr>
+                <w:rFonts w:ascii="Calibri" w:hAnsi="Calibri"/>
+                <w:b w:val="0"/>
+                <w:i w:val="0"/>
+                <w:sz w:val="18"/>
+              </w:rPr>
+              <w:t>−135,307 (−7.1%)</w:t>
+            </w:r>
+          </w:p>
+        </w:tc>
+        <w:tc>
+          <w:tcPr>
+            <w:tcW w:type="dxa" w:w="1550"/>
+          </w:tcPr>
+          <w:p>
+            <w:pPr>
+              <w:keepNext/>
+              <w:spacing w:before="40" w:after="40"/>
+              <w:jc w:val="center"/>
+            </w:pPr>
+            <w:r>
+              <w:rPr>
+                <w:rFonts w:ascii="Calibri" w:hAnsi="Calibri"/>
+                <w:b w:val="0"/>
+                <w:i w:val="0"/>
+                <w:sz w:val="18"/>
+              </w:rPr>
+              <w:t>+24,157 (+1.4%)</w:t>
+            </w:r>
+          </w:p>
+        </w:tc>
+        <w:tc>
+          <w:tcPr>
+            <w:tcW w:type="dxa" w:w="1550"/>
+          </w:tcPr>
+          <w:p>
+            <w:pPr>
+              <w:keepNext/>
+              <w:spacing w:before="40" w:after="40"/>
+              <w:jc w:val="center"/>
+            </w:pPr>
+            <w:r>
+              <w:rPr>
+                <w:rFonts w:ascii="Calibri" w:hAnsi="Calibri"/>
+                <w:b w:val="0"/>
+                <w:i w:val="0"/>
+                <w:sz w:val="18"/>
+              </w:rPr>
+              <w:t>−91,478 (−4.9%)</w:t>
+            </w:r>
+          </w:p>
+        </w:tc>
+      </w:tr>
+      <w:tr>
+        <w:tc>
+          <w:tcPr>
+            <w:tcW w:type="dxa" w:w="2608"/>
+          </w:tcPr>
+          <w:p>
+            <w:pPr>
+              <w:keepNext/>
+              <w:spacing w:before="40" w:after="40"/>
+              <w:jc w:val="left"/>
+            </w:pPr>
+            <w:r>
+              <w:rPr>
+                <w:rFonts w:ascii="Calibri" w:hAnsi="Calibri"/>
+                <w:b/>
+                <w:i w:val="0"/>
+                <w:sz w:val="18"/>
+              </w:rPr>
+              <w:t>Sexo</w:t>
+            </w:r>
+          </w:p>
+        </w:tc>
+        <w:tc>
+          <w:tcPr>
+            <w:tcW w:type="dxa" w:w="1247"/>
+          </w:tcPr>
+          <w:p>
+            <w:pPr>
+              <w:keepNext/>
+              <w:spacing w:before="40" w:after="40"/>
+              <w:jc w:val="center"/>
+            </w:pPr>
+            <w:r>
+              <w:rPr>
+                <w:rFonts w:ascii="Calibri" w:hAnsi="Calibri"/>
+                <w:b/>
+                <w:i w:val="0"/>
+                <w:sz w:val="18"/>
+              </w:rPr>
+            </w:r>
+          </w:p>
+        </w:tc>
+        <w:tc>
+          <w:tcPr>
+            <w:tcW w:type="dxa" w:w="1550"/>
+          </w:tcPr>
+          <w:p>
+            <w:pPr>
+              <w:keepNext/>
+              <w:spacing w:before="40" w:after="40"/>
+              <w:jc w:val="center"/>
+            </w:pPr>
+            <w:r>
+              <w:rPr>
+                <w:rFonts w:ascii="Calibri" w:hAnsi="Calibri"/>
+                <w:b/>
+                <w:i w:val="0"/>
+                <w:sz w:val="18"/>
+              </w:rPr>
+            </w:r>
+          </w:p>
+        </w:tc>
+        <w:tc>
+          <w:tcPr>
+            <w:tcW w:type="dxa" w:w="1550"/>
+          </w:tcPr>
+          <w:p>
+            <w:pPr>
+              <w:keepNext/>
+              <w:spacing w:before="40" w:after="40"/>
+              <w:jc w:val="center"/>
+            </w:pPr>
+            <w:r>
+              <w:rPr>
+                <w:rFonts w:ascii="Calibri" w:hAnsi="Calibri"/>
+                <w:b/>
+                <w:i w:val="0"/>
+                <w:sz w:val="18"/>
+              </w:rPr>
+            </w:r>
+          </w:p>
+        </w:tc>
+        <w:tc>
+          <w:tcPr>
+            <w:tcW w:type="dxa" w:w="1550"/>
+          </w:tcPr>
+          <w:p>
+            <w:pPr>
+              <w:keepNext/>
+              <w:spacing w:before="40" w:after="40"/>
+              <w:jc w:val="center"/>
+            </w:pPr>
+            <w:r>
+              <w:rPr>
+                <w:rFonts w:ascii="Calibri" w:hAnsi="Calibri"/>
+                <w:b/>
+                <w:i w:val="0"/>
+                <w:sz w:val="18"/>
+              </w:rPr>
+            </w:r>
+          </w:p>
+        </w:tc>
+      </w:tr>
+      <w:tr>
+        <w:tc>
+          <w:tcPr>
+            <w:tcW w:type="dxa" w:w="2608"/>
+          </w:tcPr>
+          <w:p>
+            <w:pPr>
+              <w:keepNext/>
+              <w:spacing w:before="40" w:after="40"/>
+              <w:jc w:val="left"/>
+            </w:pPr>
+            <w:r>
+              <w:rPr>
+                <w:rFonts w:ascii="Calibri" w:hAnsi="Calibri"/>
+                <w:b w:val="0"/>
+                <w:i w:val="0"/>
+                <w:sz w:val="18"/>
+              </w:rPr>
+              <w:t xml:space="preserve">  Hombres</w:t>
+            </w:r>
+          </w:p>
+        </w:tc>
+        <w:tc>
+          <w:tcPr>
+            <w:tcW w:type="dxa" w:w="1247"/>
+          </w:tcPr>
+          <w:p>
+            <w:pPr>
+              <w:keepNext/>
+              <w:spacing w:before="40" w:after="40"/>
+              <w:jc w:val="center"/>
+            </w:pPr>
+            <w:r>
+              <w:rPr>
+                <w:rFonts w:ascii="Calibri" w:hAnsi="Calibri"/>
+                <w:b w:val="0"/>
+                <w:i w:val="0"/>
+                <w:sz w:val="18"/>
+              </w:rPr>
+              <w:t>2,308,608</w:t>
+            </w:r>
+          </w:p>
+        </w:tc>
+        <w:tc>
+          <w:tcPr>
+            <w:tcW w:type="dxa" w:w="1550"/>
+          </w:tcPr>
+          <w:p>
+            <w:pPr>
+              <w:keepNext/>
+              <w:spacing w:before="40" w:after="40"/>
+              <w:jc w:val="center"/>
+            </w:pPr>
+            <w:r>
+              <w:rPr>
+                <w:rFonts w:ascii="Calibri" w:hAnsi="Calibri"/>
+                <w:b w:val="0"/>
+                <w:i w:val="0"/>
+                <w:sz w:val="18"/>
+              </w:rPr>
+              <w:t>−43,996 (−1.9%)</w:t>
+            </w:r>
+          </w:p>
+        </w:tc>
+        <w:tc>
+          <w:tcPr>
+            <w:tcW w:type="dxa" w:w="1550"/>
+          </w:tcPr>
+          <w:p>
+            <w:pPr>
+              <w:keepNext/>
+              <w:spacing w:before="40" w:after="40"/>
+              <w:jc w:val="center"/>
+            </w:pPr>
+            <w:r>
+              <w:rPr>
+                <w:rFonts w:ascii="Calibri" w:hAnsi="Calibri"/>
+                <w:b w:val="0"/>
+                <w:i w:val="0"/>
+                <w:sz w:val="18"/>
+              </w:rPr>
+              <w:t>−32,774 (−1.4%)</w:t>
+            </w:r>
+          </w:p>
+        </w:tc>
+        <w:tc>
+          <w:tcPr>
+            <w:tcW w:type="dxa" w:w="1550"/>
+          </w:tcPr>
+          <w:p>
+            <w:pPr>
+              <w:keepNext/>
+              <w:spacing w:before="40" w:after="40"/>
+              <w:jc w:val="center"/>
+            </w:pPr>
+            <w:r>
+              <w:rPr>
+                <w:rFonts w:ascii="Calibri" w:hAnsi="Calibri"/>
+                <w:b w:val="0"/>
+                <w:i w:val="0"/>
+                <w:sz w:val="18"/>
+              </w:rPr>
+              <w:t>−50,386 (−2.1%)</w:t>
+            </w:r>
+          </w:p>
+        </w:tc>
+      </w:tr>
+      <w:tr>
+        <w:tc>
+          <w:tcPr>
+            <w:tcW w:type="dxa" w:w="2608"/>
+          </w:tcPr>
+          <w:p>
+            <w:pPr>
+              <w:keepNext/>
+              <w:spacing w:before="40" w:after="40"/>
+              <w:jc w:val="left"/>
+            </w:pPr>
+            <w:r>
+              <w:rPr>
+                <w:rFonts w:ascii="Calibri" w:hAnsi="Calibri"/>
+                <w:b w:val="0"/>
+                <w:i w:val="0"/>
+                <w:sz w:val="18"/>
+              </w:rPr>
+              <w:t xml:space="preserve">  Mujeres</w:t>
+            </w:r>
+          </w:p>
+        </w:tc>
+        <w:tc>
+          <w:tcPr>
+            <w:tcW w:type="dxa" w:w="1247"/>
+          </w:tcPr>
+          <w:p>
+            <w:pPr>
+              <w:keepNext/>
+              <w:spacing w:before="40" w:after="40"/>
+              <w:jc w:val="center"/>
+            </w:pPr>
+            <w:r>
+              <w:rPr>
+                <w:rFonts w:ascii="Calibri" w:hAnsi="Calibri"/>
+                <w:b w:val="0"/>
+                <w:i w:val="0"/>
+                <w:sz w:val="18"/>
+              </w:rPr>
+              <w:t>1,514,306</w:t>
+            </w:r>
+          </w:p>
+        </w:tc>
+        <w:tc>
+          <w:tcPr>
+            <w:tcW w:type="dxa" w:w="1550"/>
+          </w:tcPr>
+          <w:p>
+            <w:pPr>
+              <w:keepNext/>
+              <w:spacing w:before="40" w:after="40"/>
+              <w:jc w:val="center"/>
+            </w:pPr>
+            <w:r>
+              <w:rPr>
+                <w:rFonts w:ascii="Calibri" w:hAnsi="Calibri"/>
+                <w:b w:val="0"/>
+                <w:i w:val="0"/>
+                <w:sz w:val="18"/>
+              </w:rPr>
+              <w:t>−43,481 (−2.8%)</w:t>
+            </w:r>
+          </w:p>
+        </w:tc>
+        <w:tc>
+          <w:tcPr>
+            <w:tcW w:type="dxa" w:w="1550"/>
+          </w:tcPr>
+          <w:p>
+            <w:pPr>
+              <w:keepNext/>
+              <w:spacing w:before="40" w:after="40"/>
+              <w:jc w:val="center"/>
+            </w:pPr>
+            <w:r>
+              <w:rPr>
+                <w:rFonts w:ascii="Calibri" w:hAnsi="Calibri"/>
+                <w:b w:val="0"/>
+                <w:i w:val="0"/>
+                <w:sz w:val="18"/>
+              </w:rPr>
+              <w:t>−19,246 (−1.3%)</w:t>
+            </w:r>
+          </w:p>
+        </w:tc>
+        <w:tc>
+          <w:tcPr>
+            <w:tcW w:type="dxa" w:w="1550"/>
+          </w:tcPr>
+          <w:p>
+            <w:pPr>
+              <w:keepNext/>
+              <w:spacing w:before="40" w:after="40"/>
+              <w:jc w:val="center"/>
+            </w:pPr>
+            <w:r>
+              <w:rPr>
+                <w:rFonts w:ascii="Calibri" w:hAnsi="Calibri"/>
+                <w:b w:val="0"/>
+                <w:i w:val="0"/>
+                <w:sz w:val="18"/>
+              </w:rPr>
+              <w:t>+25,264 (+1.7%)</w:t>
+            </w:r>
+          </w:p>
+        </w:tc>
+      </w:tr>
+      <w:tr>
+        <w:tc>
+          <w:tcPr>
+            <w:tcW w:type="dxa" w:w="2608"/>
+          </w:tcPr>
+          <w:p>
+            <w:pPr>
+              <w:keepNext/>
+              <w:spacing w:before="40" w:after="40"/>
+              <w:jc w:val="left"/>
+            </w:pPr>
+            <w:r>
+              <w:rPr>
+                <w:rFonts w:ascii="Calibri" w:hAnsi="Calibri"/>
+                <w:b/>
+                <w:i w:val="0"/>
+                <w:sz w:val="18"/>
+              </w:rPr>
+              <w:t>Actividad económica</w:t>
+            </w:r>
+          </w:p>
+        </w:tc>
+        <w:tc>
+          <w:tcPr>
+            <w:tcW w:type="dxa" w:w="1247"/>
+          </w:tcPr>
+          <w:p>
+            <w:pPr>
+              <w:keepNext/>
+              <w:spacing w:before="40" w:after="40"/>
+              <w:jc w:val="center"/>
+            </w:pPr>
+            <w:r>
+              <w:rPr>
+                <w:rFonts w:ascii="Calibri" w:hAnsi="Calibri"/>
+                <w:b/>
+                <w:i w:val="0"/>
+                <w:sz w:val="18"/>
+              </w:rPr>
+            </w:r>
+          </w:p>
+        </w:tc>
+        <w:tc>
+          <w:tcPr>
+            <w:tcW w:type="dxa" w:w="1550"/>
+          </w:tcPr>
+          <w:p>
+            <w:pPr>
+              <w:keepNext/>
+              <w:spacing w:before="40" w:after="40"/>
+              <w:jc w:val="center"/>
+            </w:pPr>
+            <w:r>
+              <w:rPr>
+                <w:rFonts w:ascii="Calibri" w:hAnsi="Calibri"/>
+                <w:b/>
+                <w:i w:val="0"/>
+                <w:sz w:val="18"/>
+              </w:rPr>
+            </w:r>
+          </w:p>
+        </w:tc>
+        <w:tc>
+          <w:tcPr>
+            <w:tcW w:type="dxa" w:w="1550"/>
+          </w:tcPr>
+          <w:p>
+            <w:pPr>
+              <w:keepNext/>
+              <w:spacing w:before="40" w:after="40"/>
+              <w:jc w:val="center"/>
+            </w:pPr>
+            <w:r>
+              <w:rPr>
+                <w:rFonts w:ascii="Calibri" w:hAnsi="Calibri"/>
+                <w:b/>
+                <w:i w:val="0"/>
+                <w:sz w:val="18"/>
+              </w:rPr>
+            </w:r>
+          </w:p>
+        </w:tc>
+        <w:tc>
+          <w:tcPr>
+            <w:tcW w:type="dxa" w:w="1550"/>
+          </w:tcPr>
+          <w:p>
+            <w:pPr>
+              <w:keepNext/>
+              <w:spacing w:before="40" w:after="40"/>
+              <w:jc w:val="center"/>
+            </w:pPr>
+            <w:r>
+              <w:rPr>
+                <w:rFonts w:ascii="Calibri" w:hAnsi="Calibri"/>
+                <w:b/>
+                <w:i w:val="0"/>
+                <w:sz w:val="18"/>
+              </w:rPr>
+            </w:r>
+          </w:p>
+        </w:tc>
+      </w:tr>
+      <w:tr>
+        <w:tc>
+          <w:tcPr>
+            <w:tcW w:type="dxa" w:w="2608"/>
+          </w:tcPr>
+          <w:p>
+            <w:pPr>
+              <w:keepNext/>
+              <w:spacing w:before="40" w:after="40"/>
+              <w:jc w:val="left"/>
+            </w:pPr>
+            <w:r>
+              <w:rPr>
+                <w:rFonts w:ascii="Calibri" w:hAnsi="Calibri"/>
+                <w:b w:val="0"/>
+                <w:i w:val="0"/>
+                <w:sz w:val="18"/>
+              </w:rPr>
+              <w:t xml:space="preserve">  Agropecuario</w:t>
+            </w:r>
+          </w:p>
+        </w:tc>
+        <w:tc>
+          <w:tcPr>
+            <w:tcW w:type="dxa" w:w="1247"/>
+          </w:tcPr>
+          <w:p>
+            <w:pPr>
+              <w:keepNext/>
+              <w:spacing w:before="40" w:after="40"/>
+              <w:jc w:val="center"/>
+            </w:pPr>
+            <w:r>
+              <w:rPr>
+                <w:rFonts w:ascii="Calibri" w:hAnsi="Calibri"/>
+                <w:b w:val="0"/>
+                <w:i w:val="0"/>
+                <w:sz w:val="18"/>
+              </w:rPr>
+              <w:t>338,695</w:t>
+            </w:r>
+          </w:p>
+        </w:tc>
+        <w:tc>
+          <w:tcPr>
+            <w:tcW w:type="dxa" w:w="1550"/>
+          </w:tcPr>
+          <w:p>
+            <w:pPr>
+              <w:keepNext/>
+              <w:spacing w:before="40" w:after="40"/>
+              <w:jc w:val="center"/>
+            </w:pPr>
+            <w:r>
+              <w:rPr>
+                <w:rFonts w:ascii="Calibri" w:hAnsi="Calibri"/>
+                <w:b w:val="0"/>
+                <w:i w:val="0"/>
+                <w:sz w:val="18"/>
+              </w:rPr>
+              <w:t>−21,238 (−5.9%)</w:t>
+            </w:r>
+          </w:p>
+        </w:tc>
+        <w:tc>
+          <w:tcPr>
+            <w:tcW w:type="dxa" w:w="1550"/>
+          </w:tcPr>
+          <w:p>
+            <w:pPr>
+              <w:keepNext/>
+              <w:spacing w:before="40" w:after="40"/>
+              <w:jc w:val="center"/>
+            </w:pPr>
+            <w:r>
+              <w:rPr>
+                <w:rFonts w:ascii="Calibri" w:hAnsi="Calibri"/>
+                <w:b w:val="0"/>
+                <w:i w:val="0"/>
+                <w:sz w:val="18"/>
+              </w:rPr>
+              <w:t>+1,189 (+0.4%)</w:t>
+            </w:r>
+          </w:p>
+        </w:tc>
+        <w:tc>
+          <w:tcPr>
+            <w:tcW w:type="dxa" w:w="1550"/>
+          </w:tcPr>
+          <w:p>
+            <w:pPr>
+              <w:keepNext/>
+              <w:spacing w:before="40" w:after="40"/>
+              <w:jc w:val="center"/>
+            </w:pPr>
+            <w:r>
+              <w:rPr>
+                <w:rFonts w:ascii="Calibri" w:hAnsi="Calibri"/>
+                <w:b w:val="0"/>
+                <w:i w:val="0"/>
+                <w:sz w:val="18"/>
+              </w:rPr>
+              <w:t>−2,300 (−0.7%)</w:t>
+            </w:r>
+          </w:p>
+        </w:tc>
+      </w:tr>
+      <w:tr>
+        <w:tc>
+          <w:tcPr>
+            <w:tcW w:type="dxa" w:w="2608"/>
+          </w:tcPr>
+          <w:p>
+            <w:pPr>
+              <w:keepNext/>
+              <w:spacing w:before="40" w:after="40"/>
+              <w:jc w:val="left"/>
+            </w:pPr>
+            <w:r>
+              <w:rPr>
+                <w:rFonts w:ascii="Calibri" w:hAnsi="Calibri"/>
+                <w:b w:val="0"/>
+                <w:i w:val="0"/>
+                <w:sz w:val="18"/>
+              </w:rPr>
+              <w:t xml:space="preserve">  Ind. extractiva y electricidad</w:t>
+            </w:r>
+          </w:p>
+        </w:tc>
+        <w:tc>
+          <w:tcPr>
+            <w:tcW w:type="dxa" w:w="1247"/>
+          </w:tcPr>
+          <w:p>
+            <w:pPr>
+              <w:keepNext/>
+              <w:spacing w:before="40" w:after="40"/>
+              <w:jc w:val="center"/>
+            </w:pPr>
+            <w:r>
+              <w:rPr>
+                <w:rFonts w:ascii="Calibri" w:hAnsi="Calibri"/>
+                <w:b w:val="0"/>
+                <w:i w:val="0"/>
+                <w:sz w:val="18"/>
+              </w:rPr>
+              <w:t>10,835</w:t>
+            </w:r>
+          </w:p>
+        </w:tc>
+        <w:tc>
+          <w:tcPr>
+            <w:tcW w:type="dxa" w:w="1550"/>
+          </w:tcPr>
+          <w:p>
+            <w:pPr>
+              <w:keepNext/>
+              <w:spacing w:before="40" w:after="40"/>
+              <w:jc w:val="center"/>
+            </w:pPr>
+            <w:r>
+              <w:rPr>
+                <w:rFonts w:ascii="Calibri" w:hAnsi="Calibri"/>
+                <w:b w:val="0"/>
+                <w:i w:val="0"/>
+                <w:sz w:val="18"/>
+              </w:rPr>
+              <w:t>+1,747 (+19.2%)</w:t>
+            </w:r>
+          </w:p>
+        </w:tc>
+        <w:tc>
+          <w:tcPr>
+            <w:tcW w:type="dxa" w:w="1550"/>
+          </w:tcPr>
+          <w:p>
+            <w:pPr>
+              <w:keepNext/>
+              <w:spacing w:before="40" w:after="40"/>
+              <w:jc w:val="center"/>
+            </w:pPr>
+            <w:r>
+              <w:rPr>
+                <w:rFonts w:ascii="Calibri" w:hAnsi="Calibri"/>
+                <w:b w:val="0"/>
+                <w:i w:val="0"/>
+                <w:sz w:val="18"/>
+              </w:rPr>
+              <w:t>+2,629 (+32.0%)</w:t>
+            </w:r>
+          </w:p>
+        </w:tc>
+        <w:tc>
+          <w:tcPr>
+            <w:tcW w:type="dxa" w:w="1550"/>
+          </w:tcPr>
+          <w:p>
+            <w:pPr>
+              <w:keepNext/>
+              <w:spacing w:before="40" w:after="40"/>
+              <w:jc w:val="center"/>
+            </w:pPr>
+            <w:r>
+              <w:rPr>
+                <w:rFonts w:ascii="Calibri" w:hAnsi="Calibri"/>
+                <w:b w:val="0"/>
+                <w:i w:val="0"/>
+                <w:sz w:val="18"/>
+              </w:rPr>
+              <w:t>−3,790 (−25.9%)</w:t>
+            </w:r>
+          </w:p>
+        </w:tc>
+      </w:tr>
+      <w:tr>
+        <w:tc>
+          <w:tcPr>
+            <w:tcW w:type="dxa" w:w="2608"/>
+          </w:tcPr>
+          <w:p>
+            <w:pPr>
+              <w:keepNext/>
+              <w:spacing w:before="40" w:after="40"/>
+              <w:jc w:val="left"/>
+            </w:pPr>
+            <w:r>
+              <w:rPr>
+                <w:rFonts w:ascii="Calibri" w:hAnsi="Calibri"/>
+                <w:b w:val="0"/>
+                <w:i w:val="0"/>
+                <w:sz w:val="18"/>
+              </w:rPr>
+              <w:t xml:space="preserve">  Manufactura</w:t>
+            </w:r>
+          </w:p>
+        </w:tc>
+        <w:tc>
+          <w:tcPr>
+            <w:tcW w:type="dxa" w:w="1247"/>
+          </w:tcPr>
+          <w:p>
+            <w:pPr>
+              <w:keepNext/>
+              <w:spacing w:before="40" w:after="40"/>
+              <w:jc w:val="center"/>
+            </w:pPr>
+            <w:r>
+              <w:rPr>
+                <w:rFonts w:ascii="Calibri" w:hAnsi="Calibri"/>
+                <w:b w:val="0"/>
+                <w:i w:val="0"/>
+                <w:sz w:val="18"/>
+              </w:rPr>
+              <w:t>730,329</w:t>
+            </w:r>
+          </w:p>
+        </w:tc>
+        <w:tc>
+          <w:tcPr>
+            <w:tcW w:type="dxa" w:w="1550"/>
+          </w:tcPr>
+          <w:p>
+            <w:pPr>
+              <w:keepNext/>
+              <w:spacing w:before="40" w:after="40"/>
+              <w:jc w:val="center"/>
+            </w:pPr>
+            <w:r>
+              <w:rPr>
+                <w:rFonts w:ascii="Calibri" w:hAnsi="Calibri"/>
+                <w:b w:val="0"/>
+                <w:i w:val="0"/>
+                <w:sz w:val="18"/>
+              </w:rPr>
+              <w:t>+20,020 (+2.8%)</w:t>
+            </w:r>
+          </w:p>
+        </w:tc>
+        <w:tc>
+          <w:tcPr>
+            <w:tcW w:type="dxa" w:w="1550"/>
+          </w:tcPr>
+          <w:p>
+            <w:pPr>
+              <w:keepNext/>
+              <w:spacing w:before="40" w:after="40"/>
+              <w:jc w:val="center"/>
+            </w:pPr>
+            <w:r>
+              <w:rPr>
+                <w:rFonts w:ascii="Calibri" w:hAnsi="Calibri"/>
+                <w:b w:val="0"/>
+                <w:i w:val="0"/>
+                <w:sz w:val="18"/>
+              </w:rPr>
+              <w:t>−5,328 (−0.7%)</w:t>
+            </w:r>
+          </w:p>
+        </w:tc>
+        <w:tc>
+          <w:tcPr>
+            <w:tcW w:type="dxa" w:w="1550"/>
+          </w:tcPr>
+          <w:p>
+            <w:pPr>
+              <w:keepNext/>
+              <w:spacing w:before="40" w:after="40"/>
+              <w:jc w:val="center"/>
+            </w:pPr>
+            <w:r>
+              <w:rPr>
+                <w:rFonts w:ascii="Calibri" w:hAnsi="Calibri"/>
+                <w:b w:val="0"/>
+                <w:i w:val="0"/>
+                <w:sz w:val="18"/>
+              </w:rPr>
+              <w:t>+5,984 (+0.8%)</w:t>
+            </w:r>
+          </w:p>
+        </w:tc>
+      </w:tr>
+      <w:tr>
+        <w:tc>
+          <w:tcPr>
+            <w:tcW w:type="dxa" w:w="2608"/>
+          </w:tcPr>
+          <w:p>
+            <w:pPr>
+              <w:keepNext/>
+              <w:spacing w:before="40" w:after="40"/>
+              <w:jc w:val="left"/>
+            </w:pPr>
+            <w:r>
+              <w:rPr>
+                <w:rFonts w:ascii="Calibri" w:hAnsi="Calibri"/>
+                <w:b w:val="0"/>
+                <w:i w:val="0"/>
+                <w:sz w:val="18"/>
+              </w:rPr>
+              <w:t xml:space="preserve">  Construcción</w:t>
+            </w:r>
+          </w:p>
+        </w:tc>
+        <w:tc>
+          <w:tcPr>
+            <w:tcW w:type="dxa" w:w="1247"/>
+          </w:tcPr>
+          <w:p>
+            <w:pPr>
+              <w:keepNext/>
+              <w:spacing w:before="40" w:after="40"/>
+              <w:jc w:val="center"/>
+            </w:pPr>
+            <w:r>
+              <w:rPr>
+                <w:rFonts w:ascii="Calibri" w:hAnsi="Calibri"/>
+                <w:b w:val="0"/>
+                <w:i w:val="0"/>
+                <w:sz w:val="18"/>
+              </w:rPr>
+              <w:t>363,020</w:t>
+            </w:r>
+          </w:p>
+        </w:tc>
+        <w:tc>
+          <w:tcPr>
+            <w:tcW w:type="dxa" w:w="1550"/>
+          </w:tcPr>
+          <w:p>
+            <w:pPr>
+              <w:keepNext/>
+              <w:spacing w:before="40" w:after="40"/>
+              <w:jc w:val="center"/>
+            </w:pPr>
+            <w:r>
+              <w:rPr>
+                <w:rFonts w:ascii="Calibri" w:hAnsi="Calibri"/>
+                <w:b w:val="0"/>
+                <w:i w:val="0"/>
+                <w:sz w:val="18"/>
+              </w:rPr>
+              <w:t>+17,004 (+4.9%)</w:t>
+            </w:r>
+          </w:p>
+        </w:tc>
+        <w:tc>
+          <w:tcPr>
+            <w:tcW w:type="dxa" w:w="1550"/>
+          </w:tcPr>
+          <w:p>
+            <w:pPr>
+              <w:keepNext/>
+              <w:spacing w:before="40" w:after="40"/>
+              <w:jc w:val="center"/>
+            </w:pPr>
+            <w:r>
+              <w:rPr>
+                <w:rFonts w:ascii="Calibri" w:hAnsi="Calibri"/>
+                <w:b w:val="0"/>
+                <w:i w:val="0"/>
+                <w:sz w:val="18"/>
+              </w:rPr>
+              <w:t>+37,219 (+11.4%)</w:t>
+            </w:r>
+          </w:p>
+        </w:tc>
+        <w:tc>
+          <w:tcPr>
+            <w:tcW w:type="dxa" w:w="1550"/>
+          </w:tcPr>
+          <w:p>
+            <w:pPr>
+              <w:keepNext/>
+              <w:spacing w:before="40" w:after="40"/>
+              <w:jc w:val="center"/>
+            </w:pPr>
+            <w:r>
+              <w:rPr>
+                <w:rFonts w:ascii="Calibri" w:hAnsi="Calibri"/>
+                <w:b w:val="0"/>
+                <w:i w:val="0"/>
+                <w:sz w:val="18"/>
+              </w:rPr>
+              <w:t>+23,654 (+7.0%)</w:t>
+            </w:r>
+          </w:p>
+        </w:tc>
+      </w:tr>
+      <w:tr>
+        <w:tc>
+          <w:tcPr>
+            <w:tcW w:type="dxa" w:w="2608"/>
+          </w:tcPr>
+          <w:p>
+            <w:pPr>
+              <w:keepNext/>
+              <w:spacing w:before="40" w:after="40"/>
+              <w:jc w:val="left"/>
+            </w:pPr>
+            <w:r>
+              <w:rPr>
+                <w:rFonts w:ascii="Calibri" w:hAnsi="Calibri"/>
+                <w:b w:val="0"/>
+                <w:i w:val="0"/>
+                <w:sz w:val="18"/>
+              </w:rPr>
+              <w:t xml:space="preserve">  Comercio</w:t>
+            </w:r>
+          </w:p>
+        </w:tc>
+        <w:tc>
+          <w:tcPr>
+            <w:tcW w:type="dxa" w:w="1247"/>
+          </w:tcPr>
+          <w:p>
+            <w:pPr>
+              <w:keepNext/>
+              <w:spacing w:before="40" w:after="40"/>
+              <w:jc w:val="center"/>
+            </w:pPr>
+            <w:r>
+              <w:rPr>
+                <w:rFonts w:ascii="Calibri" w:hAnsi="Calibri"/>
+                <w:b w:val="0"/>
+                <w:i w:val="0"/>
+                <w:sz w:val="18"/>
+              </w:rPr>
+              <w:t>753,504</w:t>
+            </w:r>
+          </w:p>
+        </w:tc>
+        <w:tc>
+          <w:tcPr>
+            <w:tcW w:type="dxa" w:w="1550"/>
+          </w:tcPr>
+          <w:p>
+            <w:pPr>
+              <w:keepNext/>
+              <w:spacing w:before="40" w:after="40"/>
+              <w:jc w:val="center"/>
+            </w:pPr>
+            <w:r>
+              <w:rPr>
+                <w:rFonts w:ascii="Calibri" w:hAnsi="Calibri"/>
+                <w:b w:val="0"/>
+                <w:i w:val="0"/>
+                <w:sz w:val="18"/>
+              </w:rPr>
+              <w:t>−52,840 (−6.6%)</w:t>
+            </w:r>
+          </w:p>
+        </w:tc>
+        <w:tc>
+          <w:tcPr>
+            <w:tcW w:type="dxa" w:w="1550"/>
+          </w:tcPr>
+          <w:p>
+            <w:pPr>
+              <w:keepNext/>
+              <w:spacing w:before="40" w:after="40"/>
+              <w:jc w:val="center"/>
+            </w:pPr>
+            <w:r>
+              <w:rPr>
+                <w:rFonts w:ascii="Calibri" w:hAnsi="Calibri"/>
+                <w:b w:val="0"/>
+                <w:i w:val="0"/>
+                <w:sz w:val="18"/>
+              </w:rPr>
+              <w:t>−44,717 (−5.6%)</w:t>
+            </w:r>
+          </w:p>
+        </w:tc>
+        <w:tc>
+          <w:tcPr>
+            <w:tcW w:type="dxa" w:w="1550"/>
+          </w:tcPr>
+          <w:p>
+            <w:pPr>
+              <w:keepNext/>
+              <w:spacing w:before="40" w:after="40"/>
+              <w:jc w:val="center"/>
+            </w:pPr>
+            <w:r>
+              <w:rPr>
+                <w:rFonts w:ascii="Calibri" w:hAnsi="Calibri"/>
+                <w:b w:val="0"/>
+                <w:i w:val="0"/>
+                <w:sz w:val="18"/>
+              </w:rPr>
+              <w:t>−39,447 (−5.0%)</w:t>
+            </w:r>
+          </w:p>
+        </w:tc>
+      </w:tr>
+      <w:tr>
+        <w:tc>
+          <w:tcPr>
+            <w:tcW w:type="dxa" w:w="2608"/>
+          </w:tcPr>
+          <w:p>
+            <w:pPr>
+              <w:keepNext/>
+              <w:spacing w:before="40" w:after="40"/>
+              <w:jc w:val="left"/>
+            </w:pPr>
+            <w:r>
+              <w:rPr>
+                <w:rFonts w:ascii="Calibri" w:hAnsi="Calibri"/>
+                <w:b w:val="0"/>
+                <w:i w:val="0"/>
+                <w:sz w:val="18"/>
+              </w:rPr>
+              <w:t xml:space="preserve">  Restaurantes y alojamiento</w:t>
+            </w:r>
+          </w:p>
+        </w:tc>
+        <w:tc>
+          <w:tcPr>
+            <w:tcW w:type="dxa" w:w="1247"/>
+          </w:tcPr>
+          <w:p>
+            <w:pPr>
+              <w:keepNext/>
+              <w:spacing w:before="40" w:after="40"/>
+              <w:jc w:val="center"/>
+            </w:pPr>
+            <w:r>
+              <w:rPr>
+                <w:rFonts w:ascii="Calibri" w:hAnsi="Calibri"/>
+                <w:b w:val="0"/>
+                <w:i w:val="0"/>
+                <w:sz w:val="18"/>
+              </w:rPr>
+              <w:t>317,744</w:t>
+            </w:r>
+          </w:p>
+        </w:tc>
+        <w:tc>
+          <w:tcPr>
+            <w:tcW w:type="dxa" w:w="1550"/>
+          </w:tcPr>
+          <w:p>
+            <w:pPr>
+              <w:keepNext/>
+              <w:spacing w:before="40" w:after="40"/>
+              <w:jc w:val="center"/>
+            </w:pPr>
+            <w:r>
+              <w:rPr>
+                <w:rFonts w:ascii="Calibri" w:hAnsi="Calibri"/>
+                <w:b w:val="0"/>
+                <w:i w:val="0"/>
+                <w:sz w:val="18"/>
+              </w:rPr>
+              <w:t>−28,919 (−8.3%)</w:t>
+            </w:r>
+          </w:p>
+        </w:tc>
+        <w:tc>
+          <w:tcPr>
+            <w:tcW w:type="dxa" w:w="1550"/>
+          </w:tcPr>
+          <w:p>
+            <w:pPr>
+              <w:keepNext/>
+              <w:spacing w:before="40" w:after="40"/>
+              <w:jc w:val="center"/>
+            </w:pPr>
+            <w:r>
+              <w:rPr>
+                <w:rFonts w:ascii="Calibri" w:hAnsi="Calibri"/>
+                <w:b w:val="0"/>
+                <w:i w:val="0"/>
+                <w:sz w:val="18"/>
+              </w:rPr>
+              <w:t>−11,591 (−3.5%)</w:t>
+            </w:r>
+          </w:p>
+        </w:tc>
+        <w:tc>
+          <w:tcPr>
+            <w:tcW w:type="dxa" w:w="1550"/>
+          </w:tcPr>
+          <w:p>
+            <w:pPr>
+              <w:keepNext/>
+              <w:spacing w:before="40" w:after="40"/>
+              <w:jc w:val="center"/>
+            </w:pPr>
+            <w:r>
+              <w:rPr>
+                <w:rFonts w:ascii="Calibri" w:hAnsi="Calibri"/>
+                <w:b w:val="0"/>
+                <w:i w:val="0"/>
+                <w:sz w:val="18"/>
+              </w:rPr>
+              <w:t>−10,977 (−3.3%)</w:t>
+            </w:r>
+          </w:p>
+        </w:tc>
+      </w:tr>
+      <w:tr>
+        <w:tc>
+          <w:tcPr>
+            <w:tcW w:type="dxa" w:w="2608"/>
+          </w:tcPr>
+          <w:p>
+            <w:pPr>
+              <w:keepNext/>
+              <w:spacing w:before="40" w:after="40"/>
+              <w:jc w:val="left"/>
+            </w:pPr>
+            <w:r>
+              <w:rPr>
+                <w:rFonts w:ascii="Calibri" w:hAnsi="Calibri"/>
+                <w:b w:val="0"/>
+                <w:i w:val="0"/>
+                <w:sz w:val="18"/>
+              </w:rPr>
+              <w:t xml:space="preserve">  Transportes y comunicaciones</w:t>
+            </w:r>
+          </w:p>
+        </w:tc>
+        <w:tc>
+          <w:tcPr>
+            <w:tcW w:type="dxa" w:w="1247"/>
+          </w:tcPr>
+          <w:p>
+            <w:pPr>
+              <w:keepNext/>
+              <w:spacing w:before="40" w:after="40"/>
+              <w:jc w:val="center"/>
+            </w:pPr>
+            <w:r>
+              <w:rPr>
+                <w:rFonts w:ascii="Calibri" w:hAnsi="Calibri"/>
+                <w:b w:val="0"/>
+                <w:i w:val="0"/>
+                <w:sz w:val="18"/>
+              </w:rPr>
+              <w:t>186,269</w:t>
+            </w:r>
+          </w:p>
+        </w:tc>
+        <w:tc>
+          <w:tcPr>
+            <w:tcW w:type="dxa" w:w="1550"/>
+          </w:tcPr>
+          <w:p>
+            <w:pPr>
+              <w:keepNext/>
+              <w:spacing w:before="40" w:after="40"/>
+              <w:jc w:val="center"/>
+            </w:pPr>
+            <w:r>
+              <w:rPr>
+                <w:rFonts w:ascii="Calibri" w:hAnsi="Calibri"/>
+                <w:b w:val="0"/>
+                <w:i w:val="0"/>
+                <w:sz w:val="18"/>
+              </w:rPr>
+              <w:t>−7,196 (−3.7%)</w:t>
+            </w:r>
+          </w:p>
+        </w:tc>
+        <w:tc>
+          <w:tcPr>
+            <w:tcW w:type="dxa" w:w="1550"/>
+          </w:tcPr>
+          <w:p>
+            <w:pPr>
+              <w:keepNext/>
+              <w:spacing w:before="40" w:after="40"/>
+              <w:jc w:val="center"/>
+            </w:pPr>
+            <w:r>
+              <w:rPr>
+                <w:rFonts w:ascii="Calibri" w:hAnsi="Calibri"/>
+                <w:b w:val="0"/>
+                <w:i w:val="0"/>
+                <w:sz w:val="18"/>
+              </w:rPr>
+              <w:t>−17,966 (−8.8%)</w:t>
+            </w:r>
+          </w:p>
+        </w:tc>
+        <w:tc>
+          <w:tcPr>
+            <w:tcW w:type="dxa" w:w="1550"/>
+          </w:tcPr>
+          <w:p>
+            <w:pPr>
+              <w:keepNext/>
+              <w:spacing w:before="40" w:after="40"/>
+              <w:jc w:val="center"/>
+            </w:pPr>
+            <w:r>
+              <w:rPr>
+                <w:rFonts w:ascii="Calibri" w:hAnsi="Calibri"/>
+                <w:b w:val="0"/>
+                <w:i w:val="0"/>
+                <w:sz w:val="18"/>
+              </w:rPr>
+              <w:t>−9,623 (−4.9%)</w:t>
+            </w:r>
+          </w:p>
+        </w:tc>
+      </w:tr>
+      <w:tr>
+        <w:tc>
+          <w:tcPr>
+            <w:tcW w:type="dxa" w:w="2608"/>
+          </w:tcPr>
+          <w:p>
+            <w:pPr>
+              <w:keepNext/>
+              <w:spacing w:before="40" w:after="40"/>
+              <w:jc w:val="left"/>
+            </w:pPr>
+            <w:r>
+              <w:rPr>
+                <w:rFonts w:ascii="Calibri" w:hAnsi="Calibri"/>
+                <w:b w:val="0"/>
+                <w:i w:val="0"/>
+                <w:sz w:val="18"/>
+              </w:rPr>
+              <w:t xml:space="preserve">  Serv. profesionales y financ.</w:t>
+            </w:r>
+          </w:p>
+        </w:tc>
+        <w:tc>
+          <w:tcPr>
+            <w:tcW w:type="dxa" w:w="1247"/>
+          </w:tcPr>
+          <w:p>
+            <w:pPr>
+              <w:keepNext/>
+              <w:spacing w:before="40" w:after="40"/>
+              <w:jc w:val="center"/>
+            </w:pPr>
+            <w:r>
+              <w:rPr>
+                <w:rFonts w:ascii="Calibri" w:hAnsi="Calibri"/>
+                <w:b w:val="0"/>
+                <w:i w:val="0"/>
+                <w:sz w:val="18"/>
+              </w:rPr>
+              <w:t>305,117</w:t>
+            </w:r>
+          </w:p>
+        </w:tc>
+        <w:tc>
+          <w:tcPr>
+            <w:tcW w:type="dxa" w:w="1550"/>
+          </w:tcPr>
+          <w:p>
+            <w:pPr>
+              <w:keepNext/>
+              <w:spacing w:before="40" w:after="40"/>
+              <w:jc w:val="center"/>
+            </w:pPr>
+            <w:r>
+              <w:rPr>
+                <w:rFonts w:ascii="Calibri" w:hAnsi="Calibri"/>
+                <w:b w:val="0"/>
+                <w:i w:val="0"/>
+                <w:sz w:val="18"/>
+              </w:rPr>
+              <w:t>−3,010 (−1.0%)</w:t>
+            </w:r>
+          </w:p>
+        </w:tc>
+        <w:tc>
+          <w:tcPr>
+            <w:tcW w:type="dxa" w:w="1550"/>
+          </w:tcPr>
+          <w:p>
+            <w:pPr>
+              <w:keepNext/>
+              <w:spacing w:before="40" w:after="40"/>
+              <w:jc w:val="center"/>
+            </w:pPr>
+            <w:r>
+              <w:rPr>
+                <w:rFonts w:ascii="Calibri" w:hAnsi="Calibri"/>
+                <w:b w:val="0"/>
+                <w:i w:val="0"/>
+                <w:sz w:val="18"/>
+              </w:rPr>
+              <w:t>−1,674 (−0.5%)</w:t>
+            </w:r>
+          </w:p>
+        </w:tc>
+        <w:tc>
+          <w:tcPr>
+            <w:tcW w:type="dxa" w:w="1550"/>
+          </w:tcPr>
+          <w:p>
+            <w:pPr>
+              <w:keepNext/>
+              <w:spacing w:before="40" w:after="40"/>
+              <w:jc w:val="center"/>
+            </w:pPr>
+            <w:r>
+              <w:rPr>
+                <w:rFonts w:ascii="Calibri" w:hAnsi="Calibri"/>
+                <w:b w:val="0"/>
+                <w:i w:val="0"/>
+                <w:sz w:val="18"/>
+              </w:rPr>
+              <w:t>+13,791 (+4.7%)</w:t>
+            </w:r>
+          </w:p>
+        </w:tc>
+      </w:tr>
+      <w:tr>
+        <w:tc>
+          <w:tcPr>
+            <w:tcW w:type="dxa" w:w="2608"/>
+          </w:tcPr>
+          <w:p>
+            <w:pPr>
+              <w:keepNext/>
+              <w:spacing w:before="40" w:after="40"/>
+              <w:jc w:val="left"/>
+            </w:pPr>
+            <w:r>
+              <w:rPr>
+                <w:rFonts w:ascii="Calibri" w:hAnsi="Calibri"/>
+                <w:b w:val="0"/>
+                <w:i w:val="0"/>
+                <w:sz w:val="18"/>
+              </w:rPr>
+              <w:t xml:space="preserve">  Servicios sociales</w:t>
+            </w:r>
+          </w:p>
+        </w:tc>
+        <w:tc>
+          <w:tcPr>
+            <w:tcW w:type="dxa" w:w="1247"/>
+          </w:tcPr>
+          <w:p>
+            <w:pPr>
+              <w:keepNext/>
+              <w:spacing w:before="40" w:after="40"/>
+              <w:jc w:val="center"/>
+            </w:pPr>
+            <w:r>
+              <w:rPr>
+                <w:rFonts w:ascii="Calibri" w:hAnsi="Calibri"/>
+                <w:b w:val="0"/>
+                <w:i w:val="0"/>
+                <w:sz w:val="18"/>
+              </w:rPr>
+              <w:t>281,684</w:t>
+            </w:r>
+          </w:p>
+        </w:tc>
+        <w:tc>
+          <w:tcPr>
+            <w:tcW w:type="dxa" w:w="1550"/>
+          </w:tcPr>
+          <w:p>
+            <w:pPr>
+              <w:keepNext/>
+              <w:spacing w:before="40" w:after="40"/>
+              <w:jc w:val="center"/>
+            </w:pPr>
+            <w:r>
+              <w:rPr>
+                <w:rFonts w:ascii="Calibri" w:hAnsi="Calibri"/>
+                <w:b w:val="0"/>
+                <w:i w:val="0"/>
+                <w:sz w:val="18"/>
+              </w:rPr>
+              <w:t>−11,452 (−3.9%)</w:t>
+            </w:r>
+          </w:p>
+        </w:tc>
+        <w:tc>
+          <w:tcPr>
+            <w:tcW w:type="dxa" w:w="1550"/>
+          </w:tcPr>
+          <w:p>
+            <w:pPr>
+              <w:keepNext/>
+              <w:spacing w:before="40" w:after="40"/>
+              <w:jc w:val="center"/>
+            </w:pPr>
+            <w:r>
+              <w:rPr>
+                <w:rFonts w:ascii="Calibri" w:hAnsi="Calibri"/>
+                <w:b w:val="0"/>
+                <w:i w:val="0"/>
+                <w:sz w:val="18"/>
+              </w:rPr>
+              <w:t>−27,327 (−8.8%)</w:t>
+            </w:r>
+          </w:p>
+        </w:tc>
+        <w:tc>
+          <w:tcPr>
+            <w:tcW w:type="dxa" w:w="1550"/>
+          </w:tcPr>
+          <w:p>
+            <w:pPr>
+              <w:keepNext/>
+              <w:spacing w:before="40" w:after="40"/>
+              <w:jc w:val="center"/>
+            </w:pPr>
+            <w:r>
+              <w:rPr>
+                <w:rFonts w:ascii="Calibri" w:hAnsi="Calibri"/>
+                <w:b w:val="0"/>
+                <w:i w:val="0"/>
+                <w:sz w:val="18"/>
+              </w:rPr>
+              <w:t>+1,226 (+0.4%)</w:t>
+            </w:r>
+          </w:p>
+        </w:tc>
+      </w:tr>
+      <w:tr>
+        <w:tc>
+          <w:tcPr>
+            <w:tcW w:type="dxa" w:w="2608"/>
+          </w:tcPr>
+          <w:p>
+            <w:pPr>
+              <w:keepNext/>
+              <w:spacing w:before="40" w:after="40"/>
+              <w:jc w:val="left"/>
+            </w:pPr>
+            <w:r>
+              <w:rPr>
+                <w:rFonts w:ascii="Calibri" w:hAnsi="Calibri"/>
+                <w:b w:val="0"/>
+                <w:i w:val="0"/>
+                <w:sz w:val="18"/>
+              </w:rPr>
+              <w:t xml:space="preserve">  Servicios diversos</w:t>
+            </w:r>
+          </w:p>
+        </w:tc>
+        <w:tc>
+          <w:tcPr>
+            <w:tcW w:type="dxa" w:w="1247"/>
+          </w:tcPr>
+          <w:p>
+            <w:pPr>
+              <w:keepNext/>
+              <w:spacing w:before="40" w:after="40"/>
+              <w:jc w:val="center"/>
+            </w:pPr>
+            <w:r>
+              <w:rPr>
+                <w:rFonts w:ascii="Calibri" w:hAnsi="Calibri"/>
+                <w:b w:val="0"/>
+                <w:i w:val="0"/>
+                <w:sz w:val="18"/>
+              </w:rPr>
+              <w:t>430,109</w:t>
+            </w:r>
+          </w:p>
+        </w:tc>
+        <w:tc>
+          <w:tcPr>
+            <w:tcW w:type="dxa" w:w="1550"/>
+          </w:tcPr>
+          <w:p>
+            <w:pPr>
+              <w:keepNext/>
+              <w:spacing w:before="40" w:after="40"/>
+              <w:jc w:val="center"/>
+            </w:pPr>
+            <w:r>
+              <w:rPr>
+                <w:rFonts w:ascii="Calibri" w:hAnsi="Calibri"/>
+                <w:b w:val="0"/>
+                <w:i w:val="0"/>
+                <w:sz w:val="18"/>
+              </w:rPr>
+              <w:t>+29,670 (+7.4%)</w:t>
+            </w:r>
+          </w:p>
+        </w:tc>
+        <w:tc>
+          <w:tcPr>
+            <w:tcW w:type="dxa" w:w="1550"/>
+          </w:tcPr>
+          <w:p>
+            <w:pPr>
+              <w:keepNext/>
+              <w:spacing w:before="40" w:after="40"/>
+              <w:jc w:val="center"/>
+            </w:pPr>
+            <w:r>
+              <w:rPr>
+                <w:rFonts w:ascii="Calibri" w:hAnsi="Calibri"/>
+                <w:b w:val="0"/>
+                <w:i w:val="0"/>
+                <w:sz w:val="18"/>
+              </w:rPr>
+              <w:t>+29,074 (+7.2%)</w:t>
+            </w:r>
+          </w:p>
+        </w:tc>
+        <w:tc>
+          <w:tcPr>
+            <w:tcW w:type="dxa" w:w="1550"/>
+          </w:tcPr>
+          <w:p>
+            <w:pPr>
+              <w:keepNext/>
+              <w:spacing w:before="40" w:after="40"/>
+              <w:jc w:val="center"/>
+            </w:pPr>
+            <w:r>
+              <w:rPr>
+                <w:rFonts w:ascii="Calibri" w:hAnsi="Calibri"/>
+                <w:b w:val="0"/>
+                <w:i w:val="0"/>
+                <w:sz w:val="18"/>
+              </w:rPr>
+              <w:t>−1,590 (−0.4%)</w:t>
+            </w:r>
+          </w:p>
+        </w:tc>
+      </w:tr>
+      <w:tr>
+        <w:tc>
+          <w:tcPr>
+            <w:tcW w:type="dxa" w:w="2608"/>
+          </w:tcPr>
+          <w:p>
+            <w:pPr>
+              <w:keepNext/>
+              <w:spacing w:before="40" w:after="40"/>
+              <w:jc w:val="left"/>
+            </w:pPr>
+            <w:r>
+              <w:rPr>
+                <w:rFonts w:ascii="Calibri" w:hAnsi="Calibri"/>
+                <w:b w:val="0"/>
+                <w:i w:val="0"/>
+                <w:sz w:val="18"/>
+              </w:rPr>
+              <w:t xml:space="preserve">  Gobierno y org. internac.</w:t>
+            </w:r>
+          </w:p>
+        </w:tc>
+        <w:tc>
+          <w:tcPr>
+            <w:tcW w:type="dxa" w:w="1247"/>
+          </w:tcPr>
+          <w:p>
+            <w:pPr>
+              <w:keepNext/>
+              <w:spacing w:before="40" w:after="40"/>
+              <w:jc w:val="center"/>
+            </w:pPr>
+            <w:r>
+              <w:rPr>
+                <w:rFonts w:ascii="Calibri" w:hAnsi="Calibri"/>
+                <w:b w:val="0"/>
+                <w:i w:val="0"/>
+                <w:sz w:val="18"/>
+              </w:rPr>
+              <w:t>96,638</w:t>
+            </w:r>
+          </w:p>
+        </w:tc>
+        <w:tc>
+          <w:tcPr>
+            <w:tcW w:type="dxa" w:w="1550"/>
+          </w:tcPr>
+          <w:p>
+            <w:pPr>
+              <w:keepNext/>
+              <w:spacing w:before="40" w:after="40"/>
+              <w:jc w:val="center"/>
+            </w:pPr>
+            <w:r>
+              <w:rPr>
+                <w:rFonts w:ascii="Calibri" w:hAnsi="Calibri"/>
+                <w:b w:val="0"/>
+                <w:i w:val="0"/>
+                <w:sz w:val="18"/>
+              </w:rPr>
+              <w:t>−25,359 (−20.8%)</w:t>
+            </w:r>
+          </w:p>
+        </w:tc>
+        <w:tc>
+          <w:tcPr>
+            <w:tcW w:type="dxa" w:w="1550"/>
+          </w:tcPr>
+          <w:p>
+            <w:pPr>
+              <w:keepNext/>
+              <w:spacing w:before="40" w:after="40"/>
+              <w:jc w:val="center"/>
+            </w:pPr>
+            <w:r>
+              <w:rPr>
+                <w:rFonts w:ascii="Calibri" w:hAnsi="Calibri"/>
+                <w:b w:val="0"/>
+                <w:i w:val="0"/>
+                <w:sz w:val="18"/>
+              </w:rPr>
+              <w:t>−2,211 (−2.2%)</w:t>
+            </w:r>
+          </w:p>
+        </w:tc>
+        <w:tc>
+          <w:tcPr>
+            <w:tcW w:type="dxa" w:w="1550"/>
+          </w:tcPr>
+          <w:p>
+            <w:pPr>
+              <w:keepNext/>
+              <w:spacing w:before="40" w:after="40"/>
+              <w:jc w:val="center"/>
+            </w:pPr>
+            <w:r>
+              <w:rPr>
+                <w:rFonts w:ascii="Calibri" w:hAnsi="Calibri"/>
+                <w:b w:val="0"/>
+                <w:i w:val="0"/>
+                <w:sz w:val="18"/>
+              </w:rPr>
+              <w:t>−7,613 (−7.3%)</w:t>
+            </w:r>
+          </w:p>
+        </w:tc>
+      </w:tr>
+      <w:tr>
+        <w:tc>
+          <w:tcPr>
+            <w:tcW w:type="dxa" w:w="2608"/>
+          </w:tcPr>
+          <w:p>
+            <w:pPr>
+              <w:keepNext w:val="0"/>
+              <w:spacing w:before="40" w:after="40"/>
+              <w:jc w:val="left"/>
+            </w:pPr>
+            <w:r>
+              <w:rPr>
+                <w:rFonts w:ascii="Calibri" w:hAnsi="Calibri"/>
+                <w:b w:val="0"/>
+                <w:i w:val="0"/>
+                <w:sz w:val="18"/>
+              </w:rPr>
+              <w:t xml:space="preserve">  No especificado</w:t>
+            </w:r>
+          </w:p>
+        </w:tc>
+        <w:tc>
+          <w:tcPr>
+            <w:tcW w:type="dxa" w:w="1247"/>
+          </w:tcPr>
+          <w:p>
+            <w:pPr>
+              <w:keepNext w:val="0"/>
+              <w:spacing w:before="40" w:after="40"/>
+              <w:jc w:val="center"/>
+            </w:pPr>
+            <w:r>
+              <w:rPr>
+                <w:rFonts w:ascii="Calibri" w:hAnsi="Calibri"/>
+                <w:b w:val="0"/>
+                <w:i w:val="0"/>
+                <w:sz w:val="18"/>
+              </w:rPr>
+              <w:t>8,970</w:t>
+            </w:r>
+          </w:p>
+        </w:tc>
+        <w:tc>
+          <w:tcPr>
+            <w:tcW w:type="dxa" w:w="1550"/>
+          </w:tcPr>
+          <w:p>
+            <w:pPr>
+              <w:keepNext w:val="0"/>
+              <w:spacing w:before="40" w:after="40"/>
+              <w:jc w:val="center"/>
+            </w:pPr>
+            <w:r>
+              <w:rPr>
+                <w:rFonts w:ascii="Calibri" w:hAnsi="Calibri"/>
+                <w:b w:val="0"/>
+                <w:i w:val="0"/>
+                <w:sz w:val="18"/>
+              </w:rPr>
+              <w:t>−5,904 (−39.7%)</w:t>
+            </w:r>
+          </w:p>
+        </w:tc>
+        <w:tc>
+          <w:tcPr>
+            <w:tcW w:type="dxa" w:w="1550"/>
+          </w:tcPr>
+          <w:p>
+            <w:pPr>
+              <w:keepNext w:val="0"/>
+              <w:spacing w:before="40" w:after="40"/>
+              <w:jc w:val="center"/>
+            </w:pPr>
+            <w:r>
+              <w:rPr>
+                <w:rFonts w:ascii="Calibri" w:hAnsi="Calibri"/>
+                <w:b w:val="0"/>
+                <w:i w:val="0"/>
+                <w:sz w:val="18"/>
+              </w:rPr>
+              <w:t>−11,317 (−55.8%)</w:t>
+            </w:r>
+          </w:p>
+        </w:tc>
+        <w:tc>
+          <w:tcPr>
+            <w:tcW w:type="dxa" w:w="1550"/>
+          </w:tcPr>
+          <w:p>
+            <w:pPr>
+              <w:keepNext w:val="0"/>
+              <w:spacing w:before="40" w:after="40"/>
+              <w:jc w:val="center"/>
+            </w:pPr>
+            <w:r>
+              <w:rPr>
+                <w:rFonts w:ascii="Calibri" w:hAnsi="Calibri"/>
+                <w:b w:val="0"/>
+                <w:i w:val="0"/>
+                <w:sz w:val="18"/>
+              </w:rPr>
+              <w:t>+5,563 (+163.3%)</w:t>
+            </w:r>
+          </w:p>
+        </w:tc>
+      </w:tr>
+    </w:tbl>
+    <w:p>
+      <w:pPr>
+        <w:spacing w:before="0" w:after="80"/>
+      </w:pPr>
+    </w:p>
+    <w:p>
+      <w:pPr>
+        <w:spacing w:before="0" w:after="60"/>
       </w:pPr>
       <w:r>
         <w:rPr>
@@ -4366,49 +6198,7 @@
           <w:i/>
           <w:sz w:val="18"/>
         </w:rPr>
-        <w:t>Fuente: INEGI | Encuesta Nacional de Ocupación y Empleo (ENOE), microdatos T2 2025 y T2 2026</w:t>
-      </w:r>
-    </w:p>
-    <w:p>
-      <w:pPr>
-        <w:spacing w:before="20" w:after="20"/>
-      </w:pPr>
-      <w:r>
-        <w:rPr>
-          <w:rFonts w:ascii="Calibri" w:hAnsi="Calibri"/>
-          <w:b w:val="0"/>
-          <w:i/>
-          <w:sz w:val="18"/>
-        </w:rPr>
-        <w:t>Cálculos propios con la metodología de INEGI: población de 15 años y más, factor de expansión trimestral</w:t>
-      </w:r>
-    </w:p>
-    <w:p>
-      <w:pPr>
-        <w:spacing w:before="20" w:after="20"/>
-      </w:pPr>
-      <w:r>
-        <w:rPr>
-          <w:rFonts w:ascii="Calibri" w:hAnsi="Calibri"/>
-          <w:b w:val="0"/>
-          <w:i/>
-          <w:sz w:val="18"/>
-        </w:rPr>
-        <w:t>Jalisco (CVE 14) · Series originales (sin ajuste estacional), periodicidad trimestral</w:t>
-      </w:r>
-    </w:p>
-    <w:p>
-      <w:pPr>
-        <w:spacing w:before="20" w:after="20"/>
-      </w:pPr>
-      <w:r>
-        <w:rPr>
-          <w:rFonts w:ascii="Calibri" w:hAnsi="Calibri"/>
-          <w:b w:val="0"/>
-          <w:i/>
-          <w:sz w:val="18"/>
-        </w:rPr>
-        <w:t>Proyecto de Aplicación Profesional — Economía, ITESO · 2026</w:t>
+        <w:t>Sectores con pocos casos (Ind. extractiva y electricidad, No especificado): variaciones poco confiables.</w:t>
       </w:r>
     </w:p>
     <w:sectPr>

--- a/fichas/ficha_2026_T2.docx
+++ b/fichas/ficha_2026_T2.docx
@@ -61,6 +61,74 @@
           <w:sz w:val="18"/>
         </w:rPr>
         <w:t xml:space="preserve">  —  Último trimestre disponible vs mismo trimestre del año anterior</w:t>
+      </w:r>
+    </w:p>
+    <w:p>
+      <w:pPr>
+        <w:spacing w:before="60" w:after="100"/>
+      </w:pPr>
+      <w:r>
+        <w:rPr>
+          <w:rFonts w:ascii="Calibri" w:hAnsi="Calibri"/>
+          <w:b w:val="0"/>
+          <w:i w:val="0"/>
+          <w:sz w:val="20"/>
+        </w:rPr>
+        <w:t xml:space="preserve">La TD es el porcentaje de la población económicamente activa que no tiene trabajo y lo busca; una variación negativa es favorable. En el T2 2026 Jalisco registró </w:t>
+      </w:r>
+      <w:r>
+        <w:rPr>
+          <w:rFonts w:ascii="Calibri" w:hAnsi="Calibri"/>
+          <w:b/>
+          <w:i w:val="0"/>
+          <w:sz w:val="20"/>
+        </w:rPr>
+        <w:t>2.43%</w:t>
+      </w:r>
+      <w:r>
+        <w:rPr>
+          <w:rFonts w:ascii="Calibri" w:hAnsi="Calibri"/>
+          <w:b w:val="0"/>
+          <w:i w:val="0"/>
+          <w:sz w:val="20"/>
+        </w:rPr>
+        <w:t xml:space="preserve"> (</w:t>
+      </w:r>
+      <w:r>
+        <w:rPr>
+          <w:rFonts w:ascii="Calibri" w:hAnsi="Calibri"/>
+          <w:b/>
+          <w:i w:val="0"/>
+          <w:sz w:val="20"/>
+        </w:rPr>
+        <w:t>−0.28 pp</w:t>
+      </w:r>
+      <w:r>
+        <w:rPr>
+          <w:rFonts w:ascii="Calibri" w:hAnsi="Calibri"/>
+          <w:b w:val="0"/>
+          <w:i w:val="0"/>
+          <w:sz w:val="20"/>
+        </w:rPr>
+        <w:t xml:space="preserve"> frente al T2 2025) y se ubicó </w:t>
+      </w:r>
+      <w:r>
+        <w:rPr>
+          <w:rFonts w:ascii="Calibri" w:hAnsi="Calibri"/>
+          <w:b/>
+          <w:i w:val="0"/>
+          <w:sz w:val="20"/>
+        </w:rPr>
+        <w:t>0.22 pp por debajo</w:t>
+      </w:r>
+      <w:r>
+        <w:rPr>
+          <w:rFonts w:ascii="Calibri" w:hAnsi="Calibri"/>
+          <w:b w:val="0"/>
+          <w:i w:val="0"/>
+          <w:sz w:val="20"/>
+        </w:rPr>
+        <w:t xml:space="preserve"> del promedio nacional (2.65%).</w:t>
       </w:r>
     </w:p>
     <w:p>
@@ -473,6 +541,38 @@
           <w:sz w:val="18"/>
         </w:rPr>
         <w:t xml:space="preserve">  —  TD de Jalisco vs entidades federativas — T2 2026</w:t>
+      </w:r>
+    </w:p>
+    <w:p>
+      <w:pPr>
+        <w:spacing w:before="60" w:after="100"/>
+      </w:pPr>
+      <w:r>
+        <w:rPr>
+          <w:rFonts w:ascii="Calibri" w:hAnsi="Calibri"/>
+          <w:b w:val="0"/>
+          <w:i w:val="0"/>
+          <w:sz w:val="20"/>
+        </w:rPr>
+        <w:t xml:space="preserve">Las 32 entidades se ordenan de menor a mayor TD (lugar 1 = menor desocupación). Jalisco ocupa el </w:t>
+      </w:r>
+      <w:r>
+        <w:rPr>
+          <w:rFonts w:ascii="Calibri" w:hAnsi="Calibri"/>
+          <w:b/>
+          <w:i w:val="0"/>
+          <w:sz w:val="20"/>
+        </w:rPr>
+        <w:t>lugar 15 de 32</w:t>
+      </w:r>
+      <w:r>
+        <w:rPr>
+          <w:rFonts w:ascii="Calibri" w:hAnsi="Calibri"/>
+          <w:b w:val="0"/>
+          <w:i w:val="0"/>
+          <w:sz w:val="20"/>
+        </w:rPr>
+        <w:t>, en la parte media de la tabla. Una TD baja no siempre indica un mejor mercado laboral: las cinco entidades con menor TD tienen una informalidad promedio de 66.0% (nacional: 55.1%).</w:t>
       </w:r>
     </w:p>
     <w:p>
@@ -1477,6 +1577,57 @@
         <w:t>Comparativo Regional — Occidente / Centro-Bajío (T2 2026)</w:t>
       </w:r>
     </w:p>
+    <w:p>
+      <w:pPr>
+        <w:keepNext/>
+        <w:spacing w:before="60" w:after="100"/>
+      </w:pPr>
+      <w:r>
+        <w:rPr>
+          <w:rFonts w:ascii="Calibri" w:hAnsi="Calibri"/>
+          <w:b w:val="0"/>
+          <w:i w:val="0"/>
+          <w:sz w:val="20"/>
+        </w:rPr>
+        <w:t xml:space="preserve">Compara a Jalisco con las 8 entidades de la región; la última columna es la distancia a la media regional (negativo = menor desocupación que la media). Jalisco ocupa el </w:t>
+      </w:r>
+      <w:r>
+        <w:rPr>
+          <w:rFonts w:ascii="Calibri" w:hAnsi="Calibri"/>
+          <w:b/>
+          <w:i w:val="0"/>
+          <w:sz w:val="20"/>
+        </w:rPr>
+        <w:t>4° lugar</w:t>
+      </w:r>
+      <w:r>
+        <w:rPr>
+          <w:rFonts w:ascii="Calibri" w:hAnsi="Calibri"/>
+          <w:b w:val="0"/>
+          <w:i w:val="0"/>
+          <w:sz w:val="20"/>
+        </w:rPr>
+        <w:t xml:space="preserve"> con menor TD y está </w:t>
+      </w:r>
+      <w:r>
+        <w:rPr>
+          <w:rFonts w:ascii="Calibri" w:hAnsi="Calibri"/>
+          <w:b/>
+          <w:i w:val="0"/>
+          <w:sz w:val="20"/>
+        </w:rPr>
+        <w:t>prácticamente en la media</w:t>
+      </w:r>
+      <w:r>
+        <w:rPr>
+          <w:rFonts w:ascii="Calibri" w:hAnsi="Calibri"/>
+          <w:b w:val="0"/>
+          <w:i w:val="0"/>
+          <w:sz w:val="20"/>
+        </w:rPr>
+        <w:t xml:space="preserve"> (2.45%).</w:t>
+      </w:r>
+    </w:p>
     <w:tbl>
       <w:tblPr>
         <w:tblStyle w:val="TableGrid"/>
@@ -2389,6 +2540,39 @@
         <w:t xml:space="preserve">  —  Comparativo anual: T2 2026 vs T2 2025 — Jalisco</w:t>
       </w:r>
     </w:p>
+    <w:p>
+      <w:pPr>
+        <w:keepNext/>
+        <w:spacing w:before="60" w:after="100"/>
+      </w:pPr>
+      <w:r>
+        <w:rPr>
+          <w:rFonts w:ascii="Calibri" w:hAnsi="Calibri"/>
+          <w:b w:val="0"/>
+          <w:i w:val="0"/>
+          <w:sz w:val="20"/>
+        </w:rPr>
+        <w:t xml:space="preserve">Complementan la lectura de la TD: la TPEA indica qué parte de la población de 15 años y más trabaja o busca trabajo; la TIL1, qué parte de los ocupados es informal, y la subocupación, qué parte de los ocupados necesita trabajar más horas. Frente al T2 2025: </w:t>
+      </w:r>
+      <w:r>
+        <w:rPr>
+          <w:rFonts w:ascii="Calibri" w:hAnsi="Calibri"/>
+          <w:b/>
+          <w:i w:val="0"/>
+          <w:sz w:val="20"/>
+        </w:rPr>
+        <w:t>TD −0.28 pp, TPEA −1.5 pp, TIL1 +1.2 pp, Subocupación +0.7 pp</w:t>
+      </w:r>
+      <w:r>
+        <w:rPr>
+          <w:rFonts w:ascii="Calibri" w:hAnsi="Calibri"/>
+          <w:b w:val="0"/>
+          <w:i w:val="0"/>
+          <w:sz w:val="20"/>
+        </w:rPr>
+        <w:t>. La baja de la TD coincide con una menor participación: parte de la mejora puede deberse a que menos personas buscan empleo, no solo a más contratación. La informalidad se mantiene 8.6 pp por debajo del promedio nacional.</w:t>
+      </w:r>
+    </w:p>
     <w:tbl>
       <w:tblPr>
         <w:tblStyle w:val="TableGrid"/>
@@ -2969,6 +3153,75 @@
         <w:t>Indicadores por Sexo — Jalisco T2 2026</w:t>
       </w:r>
     </w:p>
+    <w:p>
+      <w:pPr>
+        <w:keepNext/>
+        <w:spacing w:before="60" w:after="100"/>
+      </w:pPr>
+      <w:r>
+        <w:rPr>
+          <w:rFonts w:ascii="Calibri" w:hAnsi="Calibri"/>
+          <w:b w:val="0"/>
+          <w:i w:val="0"/>
+          <w:sz w:val="20"/>
+        </w:rPr>
+        <w:t>La brecha M−H es la tasa de las mujeres menos la de los hombres (negativo = menor en mujeres). La TD de las mujeres (</w:t>
+      </w:r>
+      <w:r>
+        <w:rPr>
+          <w:rFonts w:ascii="Calibri" w:hAnsi="Calibri"/>
+          <w:b/>
+          <w:i w:val="0"/>
+          <w:sz w:val="20"/>
+        </w:rPr>
+        <w:t>1.65%</w:t>
+      </w:r>
+      <w:r>
+        <w:rPr>
+          <w:rFonts w:ascii="Calibri" w:hAnsi="Calibri"/>
+          <w:b w:val="0"/>
+          <w:i w:val="0"/>
+          <w:sz w:val="20"/>
+        </w:rPr>
+        <w:t>) es menor que la de los hombres (</w:t>
+      </w:r>
+      <w:r>
+        <w:rPr>
+          <w:rFonts w:ascii="Calibri" w:hAnsi="Calibri"/>
+          <w:b/>
+          <w:i w:val="0"/>
+          <w:sz w:val="20"/>
+        </w:rPr>
+        <w:t>2.93%</w:t>
+      </w:r>
+      <w:r>
+        <w:rPr>
+          <w:rFonts w:ascii="Calibri" w:hAnsi="Calibri"/>
+          <w:b w:val="0"/>
+          <w:i w:val="0"/>
+          <w:sz w:val="20"/>
+        </w:rPr>
+        <w:t xml:space="preserve">), pero su participación es </w:t>
+      </w:r>
+      <w:r>
+        <w:rPr>
+          <w:rFonts w:ascii="Calibri" w:hAnsi="Calibri"/>
+          <w:b/>
+          <w:i w:val="0"/>
+          <w:sz w:val="20"/>
+        </w:rPr>
+        <w:t>29.8 pp menor</w:t>
+      </w:r>
+      <w:r>
+        <w:rPr>
+          <w:rFonts w:ascii="Calibri" w:hAnsi="Calibri"/>
+          <w:b w:val="0"/>
+          <w:i w:val="0"/>
+          <w:sz w:val="20"/>
+        </w:rPr>
+        <w:t xml:space="preserve"> (42.3% vs 72.1%): la TD de cada grupo debe leerse junto con su participación.</w:t>
+      </w:r>
+    </w:p>
     <w:tbl>
       <w:tblPr>
         <w:tblStyle w:val="TableGrid"/>
@@ -3527,7 +3780,6 @@
     </w:p>
     <w:p>
       <w:pPr>
-        <w:keepNext/>
         <w:spacing w:before="60" w:after="60"/>
       </w:pPr>
       <w:r>
@@ -3538,6 +3790,57 @@
           <w:sz w:val="20"/>
         </w:rPr>
         <w:t>Variación anual por sexo (T2 2025 → T2 2026, pp):</w:t>
+      </w:r>
+    </w:p>
+    <w:p>
+      <w:pPr>
+        <w:keepNext/>
+        <w:spacing w:before="0" w:after="60"/>
+      </w:pPr>
+      <w:r>
+        <w:rPr>
+          <w:rFonts w:ascii="Calibri" w:hAnsi="Calibri"/>
+          <w:b w:val="0"/>
+          <w:i w:val="0"/>
+          <w:sz w:val="20"/>
+        </w:rPr>
+        <w:t xml:space="preserve">Cambio en puntos porcentuales frente al T2 2025 (positivo = aumento). La TD de las mujeres </w:t>
+      </w:r>
+      <w:r>
+        <w:rPr>
+          <w:rFonts w:ascii="Calibri" w:hAnsi="Calibri"/>
+          <w:b/>
+          <w:i w:val="0"/>
+          <w:sz w:val="20"/>
+        </w:rPr>
+        <w:t>bajó 0.79 pp</w:t>
+      </w:r>
+      <w:r>
+        <w:rPr>
+          <w:rFonts w:ascii="Calibri" w:hAnsi="Calibri"/>
+          <w:b w:val="0"/>
+          <w:i w:val="0"/>
+          <w:sz w:val="20"/>
+        </w:rPr>
+        <w:t xml:space="preserve"> y la de los hombres </w:t>
+      </w:r>
+      <w:r>
+        <w:rPr>
+          <w:rFonts w:ascii="Calibri" w:hAnsi="Calibri"/>
+          <w:b/>
+          <w:i w:val="0"/>
+          <w:sz w:val="20"/>
+        </w:rPr>
+        <w:t>subió 0.05 pp</w:t>
+      </w:r>
+      <w:r>
+        <w:rPr>
+          <w:rFonts w:ascii="Calibri" w:hAnsi="Calibri"/>
+          <w:b w:val="0"/>
+          <w:i w:val="0"/>
+          <w:sz w:val="20"/>
+        </w:rPr>
+        <w:t>.</w:t>
       </w:r>
     </w:p>
     <w:tbl>
@@ -3929,6 +4232,39 @@
           <w:sz w:val="18"/>
         </w:rPr>
         <w:t xml:space="preserve">  —  Personas y variación (absoluta y %)</w:t>
+      </w:r>
+    </w:p>
+    <w:p>
+      <w:pPr>
+        <w:keepNext/>
+        <w:spacing w:before="60" w:after="100"/>
+      </w:pPr>
+      <w:r>
+        <w:rPr>
+          <w:rFonts w:ascii="Calibri" w:hAnsi="Calibri"/>
+          <w:b w:val="0"/>
+          <w:i w:val="0"/>
+          <w:sz w:val="20"/>
+        </w:rPr>
+        <w:t xml:space="preserve">Personas ocupadas y su cambio respecto al cierre del año anterior (T4 2025), al mismo trimestre del año anterior (T2 2025; la comparación más limpia porque elimina el efecto estacional) y al trimestre anterior (T1 2026). En el último año la población ocupada </w:t>
+      </w:r>
+      <w:r>
+        <w:rPr>
+          <w:rFonts w:ascii="Calibri" w:hAnsi="Calibri"/>
+          <w:b/>
+          <w:i w:val="0"/>
+          <w:sz w:val="20"/>
+        </w:rPr>
+        <w:t>disminuyó en 52,020 personas (−1.3%)</w:t>
+      </w:r>
+      <w:r>
+        <w:rPr>
+          <w:rFonts w:ascii="Calibri" w:hAnsi="Calibri"/>
+          <w:b w:val="0"/>
+          <w:i w:val="0"/>
+          <w:sz w:val="20"/>
+        </w:rPr>
+        <w:t>. Por actividad, los mayores aumentos anuales fueron en Construcción (+37,219) y Servicios diversos (+29,074); las mayores caídas, en Comercio (−44,717) y Servicios sociales (−27,327).</w:t>
       </w:r>
     </w:p>
     <w:tbl>
